--- a/por/docx/31.content.docx
+++ b/por/docx/31.content.docx
@@ -11,6 +11,15 @@
         <w:pStyle w:val="Heading2"/>
       </w:pPr>
       <w:r>
+        <w:t>Resource: Notas de Estudo (Tyndale)</w:t>
+      </w:r>
+      <w:r/>
+    </w:p>
+    <w:p>
+      <w:pPr>
+        <w:pStyle w:val="Heading2"/>
+      </w:pPr>
+      <w:r>
         <w:t>License Information</w:t>
       </w:r>
       <w:r/>
@@ -21,7 +30,7 @@
         <w:rPr>
           <w:b/>
         </w:rPr>
-        <w:t>Study Notes (Tyndale)</w:t>
+        <w:t>Notas de Estudo (Tyndale)</w:t>
       </w:r>
       <w:r>
         <w:t xml:space="preserve"> (Portuguese) is based on</w:t>
@@ -74,7 +83,7 @@
         <w:pStyle w:val="Heading1"/>
       </w:pPr>
       <w:r>
-        <w:t>Study Notes (Tyndale)</w:t>
+        <w:t>Notas de Estudo (Tyndale)</w:t>
       </w:r>
     </w:p>
     <w:p>
@@ -83,6 +92,51 @@
           <w:headerReference w:type="even" r:id="rId8"/>
           <w:headerReference w:type="default" r:id="rId9"/>
           <w:footerReference w:type="default" r:id="rId10"/>
+          <w:footnotePr>
+            <w:numRestart w:val="eachSect"/>
+          </w:footnotePr>
+          <w:type w:val="continuous"/>
+          <w:pgSz w:w="12240" w:h="15840" w:code="1"/>
+          <w:pgMar w:top="1440" w:right="1440" w:bottom="1440" w:left="1440" w:header="504" w:footer="504" w:gutter="0"/>
+          <w:cols w:space="708"/>
+          <w:titlePg/>
+          <w:docGrid w:linePitch="360"/>
+        </w:sectPr>
+      </w:pPr>
+    </w:p>
+    <w:p>
+      <w:r/>
+    </w:p>
+    <w:p>
+      <w:pPr>
+        <w:pStyle w:val="Heading2"/>
+      </w:pPr>
+      <w:r>
+        <w:t>OBA</w:t>
+      </w:r>
+      <w:r/>
+    </w:p>
+    <w:p>
+      <w:r/>
+      <w:r>
+        <w:rPr>
+          <w:i/>
+        </w:rPr>
+        <w:t>Obadias 1.1, Obadias 1.2–4, Obadias 1.5, Obadias 1.5–7, Obadias 1.6, Obadias 1.7, Obadias 1.8, Obadias 1.10–14, Obadias 1.11, Obadias 1.12, Obadias 1.12–14, Obadias 1.15, Obadias 1.15–18, Obadias 1.17, Obadias 1.18, Obadias 1.19–20, Obadias 1.19–21, Obadias 1.20, Obadias 1.21</w:t>
+      </w:r>
+      <w:r/>
+    </w:p>
+    <w:p>
+      <w:r/>
+      <w:r>
+        <w:t xml:space="preserve"> </w:t>
+      </w:r>
+      <w:r/>
+      <w:r/>
+    </w:p>
+    <w:p>
+      <w:pPr>
+        <w:sectPr>
           <w:footnotePr>
             <w:numRestart w:val="eachSect"/>
           </w:footnotePr>

--- a/por/docx/31.content.docx
+++ b/por/docx/31.content.docx
@@ -4,48 +4,88 @@
   <w:body>
     <w:p/>
     <w:p>
-      <w:r/>
+      <w:pPr/>
+      <w:r>
+        <w:rPr>
+          <w:lang w:val="pt_PT" w:bidi="pt_PT"/>
+        </w:rPr>
+      </w:r>
     </w:p>
     <w:p>
       <w:pPr>
         <w:pStyle w:val="Heading2"/>
       </w:pPr>
       <w:r>
+        <w:rPr>
+          <w:lang w:val="pt_PT" w:bidi="pt_PT"/>
+        </w:rPr>
         <w:t>Resource: Notas de Estudo (Tyndale)</w:t>
       </w:r>
-      <w:r/>
+      <w:r>
+        <w:rPr>
+          <w:lang w:val="pt_PT" w:bidi="pt_PT"/>
+        </w:rPr>
+      </w:r>
     </w:p>
     <w:p>
       <w:pPr>
         <w:pStyle w:val="Heading2"/>
       </w:pPr>
       <w:r>
+        <w:rPr>
+          <w:lang w:val="pt_PT" w:bidi="pt_PT"/>
+        </w:rPr>
         <w:t>License Information</w:t>
       </w:r>
-      <w:r/>
-    </w:p>
-    <w:p>
-      <w:r/>
+      <w:r>
+        <w:rPr>
+          <w:lang w:val="pt_PT" w:bidi="pt_PT"/>
+        </w:rPr>
+      </w:r>
+    </w:p>
+    <w:p>
+      <w:pPr/>
+      <w:r>
+        <w:rPr>
+          <w:lang w:val="pt_PT" w:bidi="pt_PT"/>
+        </w:rPr>
+      </w:r>
       <w:r>
         <w:rPr>
           <w:b/>
+          <w:lang w:val="pt_PT" w:bidi="pt_PT"/>
         </w:rPr>
         <w:t>Notas de Estudo (Tyndale)</w:t>
       </w:r>
       <w:r>
+        <w:rPr>
+          <w:lang w:val="pt_PT" w:bidi="pt_PT"/>
+        </w:rPr>
         <w:t xml:space="preserve"> (Portuguese) is based on</w:t>
       </w:r>
       <w:r>
+        <w:rPr>
+          <w:lang w:val="pt_PT" w:bidi="pt_PT"/>
+        </w:rPr>
         <w:t xml:space="preserve">: </w:t>
       </w:r>
       <w:r>
+        <w:rPr>
+          <w:lang w:val="pt_PT" w:bidi="pt_PT"/>
+        </w:rPr>
         <w:t>Tyndale Open Study Notes</w:t>
       </w:r>
       <w:r>
+        <w:rPr>
+          <w:lang w:val="pt_PT" w:bidi="pt_PT"/>
+        </w:rPr>
         <w:t xml:space="preserve">, </w:t>
       </w:r>
       <w:hyperlink r:id="rId13">
         <w:r>
+          <w:rPr>
+            <w:lang w:val="pt_PT" w:bidi="pt_PT"/>
+          </w:rPr>
           <w:rPr>
             <w:color w:val="0000EE"/>
             <w:u w:val="single"/>
@@ -54,10 +94,16 @@
         </w:r>
       </w:hyperlink>
       <w:r>
+        <w:rPr>
+          <w:lang w:val="pt_PT" w:bidi="pt_PT"/>
+        </w:rPr>
         <w:t xml:space="preserve">, 2019, which is licensed under a </w:t>
       </w:r>
       <w:hyperlink r:id="rId14">
         <w:r>
+          <w:rPr>
+            <w:lang w:val="pt_PT" w:bidi="pt_PT"/>
+          </w:rPr>
           <w:rPr>
             <w:color w:val="0000EE"/>
             <w:u w:val="single"/>
@@ -66,23 +112,49 @@
         </w:r>
       </w:hyperlink>
       <w:r>
+        <w:rPr>
+          <w:lang w:val="pt_PT" w:bidi="pt_PT"/>
+        </w:rPr>
         <w:t>.</w:t>
       </w:r>
-      <w:r/>
-    </w:p>
-    <w:p>
-      <w:r/>
-      <w:r>
+      <w:r>
+        <w:rPr>
+          <w:lang w:val="pt_PT" w:bidi="pt_PT"/>
+        </w:rPr>
+      </w:r>
+    </w:p>
+    <w:p>
+      <w:pPr/>
+      <w:r>
+        <w:rPr>
+          <w:lang w:val="pt_PT" w:bidi="pt_PT"/>
+        </w:rPr>
+      </w:r>
+      <w:r>
+        <w:rPr>
+          <w:lang w:val="pt_PT" w:bidi="pt_PT"/>
+        </w:rPr>
         <w:t>This PDF version is provided under the same license.</w:t>
       </w:r>
-      <w:r/>
-      <w:r/>
+      <w:r>
+        <w:rPr>
+          <w:lang w:val="pt_PT" w:bidi="pt_PT"/>
+        </w:rPr>
+      </w:r>
+      <w:r>
+        <w:rPr>
+          <w:lang w:val="pt_PT" w:bidi="pt_PT"/>
+        </w:rPr>
+      </w:r>
     </w:p>
     <w:p>
       <w:pPr>
         <w:pStyle w:val="Heading1"/>
       </w:pPr>
       <w:r>
+        <w:rPr>
+          <w:lang w:val="pt_PT" w:bidi="pt_PT"/>
+        </w:rPr>
         <w:t>Notas de Estudo (Tyndale)</w:t>
       </w:r>
     </w:p>
@@ -105,34 +177,72 @@
       </w:pPr>
     </w:p>
     <w:p>
-      <w:r/>
+      <w:pPr/>
+      <w:r>
+        <w:rPr>
+          <w:lang w:val="pt_PT" w:bidi="pt_PT"/>
+        </w:rPr>
+      </w:r>
     </w:p>
     <w:p>
       <w:pPr>
         <w:pStyle w:val="Heading2"/>
       </w:pPr>
       <w:r>
+        <w:rPr>
+          <w:lang w:val="pt_PT" w:bidi="pt_PT"/>
+        </w:rPr>
         <w:t>OBA</w:t>
       </w:r>
-      <w:r/>
-    </w:p>
-    <w:p>
-      <w:r/>
+      <w:r>
+        <w:rPr>
+          <w:lang w:val="pt_PT" w:bidi="pt_PT"/>
+        </w:rPr>
+      </w:r>
+    </w:p>
+    <w:p>
+      <w:pPr/>
+      <w:r>
+        <w:rPr>
+          <w:lang w:val="pt_PT" w:bidi="pt_PT"/>
+        </w:rPr>
+      </w:r>
       <w:r>
         <w:rPr>
           <w:i/>
+          <w:lang w:val="pt_PT" w:bidi="pt_PT"/>
         </w:rPr>
         <w:t>Obadias 1.1, Obadias 1.2–4, Obadias 1.5, Obadias 1.5–7, Obadias 1.6, Obadias 1.7, Obadias 1.8, Obadias 1.10–14, Obadias 1.11, Obadias 1.12, Obadias 1.12–14, Obadias 1.15, Obadias 1.15–18, Obadias 1.17, Obadias 1.18, Obadias 1.19–20, Obadias 1.19–21, Obadias 1.20, Obadias 1.21</w:t>
       </w:r>
-      <w:r/>
-    </w:p>
-    <w:p>
-      <w:r/>
-      <w:r>
+      <w:r>
+        <w:rPr>
+          <w:lang w:val="pt_PT" w:bidi="pt_PT"/>
+        </w:rPr>
+      </w:r>
+    </w:p>
+    <w:p>
+      <w:pPr/>
+      <w:r>
+        <w:rPr>
+          <w:lang w:val="pt_PT" w:bidi="pt_PT"/>
+        </w:rPr>
+      </w:r>
+      <w:r>
+        <w:rPr>
+          <w:lang w:val="pt_PT" w:bidi="pt_PT"/>
+        </w:rPr>
         <w:t xml:space="preserve"> </w:t>
       </w:r>
-      <w:r/>
-      <w:r/>
+      <w:r>
+        <w:rPr>
+          <w:lang w:val="pt_PT" w:bidi="pt_PT"/>
+        </w:rPr>
+      </w:r>
+      <w:r>
+        <w:rPr>
+          <w:lang w:val="pt_PT" w:bidi="pt_PT"/>
+        </w:rPr>
+      </w:r>
     </w:p>
     <w:p>
       <w:pPr>
@@ -150,24 +260,47 @@
       </w:pPr>
     </w:p>
     <w:p>
-      <w:r/>
+      <w:pPr/>
+      <w:r>
+        <w:rPr>
+          <w:lang w:val="pt_PT" w:bidi="pt_PT"/>
+        </w:rPr>
+      </w:r>
     </w:p>
     <w:p>
       <w:pPr>
         <w:pStyle w:val="Heading2"/>
       </w:pPr>
       <w:r>
+        <w:rPr>
+          <w:lang w:val="pt_PT" w:bidi="pt_PT"/>
+        </w:rPr>
         <w:t>Obadias 1.1</w:t>
       </w:r>
-      <w:r/>
-    </w:p>
-    <w:p>
-      <w:r/>
-      <w:r>
+      <w:r>
+        <w:rPr>
+          <w:lang w:val="pt_PT" w:bidi="pt_PT"/>
+        </w:rPr>
+      </w:r>
+    </w:p>
+    <w:p>
+      <w:pPr/>
+      <w:r>
+        <w:rPr>
+          <w:lang w:val="pt_PT" w:bidi="pt_PT"/>
+        </w:rPr>
+      </w:r>
+      <w:r>
+        <w:rPr>
+          <w:lang w:val="pt_PT" w:bidi="pt_PT"/>
+        </w:rPr>
         <w:t>A palavra visão introduz um livro profético (</w:t>
       </w:r>
       <w:hyperlink r:id="rId15">
         <w:r>
+          <w:rPr>
+            <w:lang w:val="pt_PT" w:bidi="pt_PT"/>
+          </w:rPr>
           <w:rPr>
             <w:color w:val="0000EE"/>
             <w:u w:val="single"/>
@@ -176,10 +309,16 @@
         </w:r>
       </w:hyperlink>
       <w:r>
+        <w:rPr>
+          <w:lang w:val="pt_PT" w:bidi="pt_PT"/>
+        </w:rPr>
         <w:t xml:space="preserve">; </w:t>
       </w:r>
       <w:hyperlink r:id="rId16">
         <w:r>
+          <w:rPr>
+            <w:lang w:val="pt_PT" w:bidi="pt_PT"/>
+          </w:rPr>
           <w:rPr>
             <w:color w:val="0000EE"/>
             <w:u w:val="single"/>
@@ -188,10 +327,16 @@
         </w:r>
       </w:hyperlink>
       <w:r>
+        <w:rPr>
+          <w:lang w:val="pt_PT" w:bidi="pt_PT"/>
+        </w:rPr>
         <w:t>); essa palavra também define o que um profeta viu ou percebeu como uma palavra divina (</w:t>
       </w:r>
       <w:hyperlink r:id="rId17">
         <w:r>
+          <w:rPr>
+            <w:lang w:val="pt_PT" w:bidi="pt_PT"/>
+          </w:rPr>
           <w:rPr>
             <w:color w:val="0000EE"/>
             <w:u w:val="single"/>
@@ -200,10 +345,16 @@
         </w:r>
       </w:hyperlink>
       <w:r>
+        <w:rPr>
+          <w:lang w:val="pt_PT" w:bidi="pt_PT"/>
+        </w:rPr>
         <w:t xml:space="preserve">; </w:t>
       </w:r>
       <w:hyperlink r:id="rId18">
         <w:r>
+          <w:rPr>
+            <w:lang w:val="pt_PT" w:bidi="pt_PT"/>
+          </w:rPr>
           <w:rPr>
             <w:color w:val="0000EE"/>
             <w:u w:val="single"/>
@@ -212,10 +363,16 @@
         </w:r>
       </w:hyperlink>
       <w:r>
+        <w:rPr>
+          <w:lang w:val="pt_PT" w:bidi="pt_PT"/>
+        </w:rPr>
         <w:t>). Uma visão que não vinha do Senhor era falsa (</w:t>
       </w:r>
       <w:hyperlink r:id="rId19">
         <w:r>
+          <w:rPr>
+            <w:lang w:val="pt_PT" w:bidi="pt_PT"/>
+          </w:rPr>
           <w:rPr>
             <w:color w:val="0000EE"/>
             <w:u w:val="single"/>
@@ -224,10 +381,16 @@
         </w:r>
       </w:hyperlink>
       <w:r>
+        <w:rPr>
+          <w:lang w:val="pt_PT" w:bidi="pt_PT"/>
+        </w:rPr>
         <w:t xml:space="preserve">; </w:t>
       </w:r>
       <w:hyperlink r:id="rId20">
         <w:r>
+          <w:rPr>
+            <w:lang w:val="pt_PT" w:bidi="pt_PT"/>
+          </w:rPr>
           <w:rPr>
             <w:color w:val="0000EE"/>
             <w:u w:val="single"/>
@@ -236,10 +399,16 @@
         </w:r>
       </w:hyperlink>
       <w:r>
+        <w:rPr>
+          <w:lang w:val="pt_PT" w:bidi="pt_PT"/>
+        </w:rPr>
         <w:t>), a prova definitiva é sua falta de cumprimento (</w:t>
       </w:r>
       <w:hyperlink r:id="rId21">
         <w:r>
+          <w:rPr>
+            <w:lang w:val="pt_PT" w:bidi="pt_PT"/>
+          </w:rPr>
           <w:rPr>
             <w:color w:val="0000EE"/>
             <w:u w:val="single"/>
@@ -248,10 +417,16 @@
         </w:r>
       </w:hyperlink>
       <w:r>
+        <w:rPr>
+          <w:lang w:val="pt_PT" w:bidi="pt_PT"/>
+        </w:rPr>
         <w:t>). Em contraste, verdadeiras visões de eventos próximos ou distantes se concretizam (</w:t>
       </w:r>
       <w:hyperlink r:id="rId22">
         <w:r>
+          <w:rPr>
+            <w:lang w:val="pt_PT" w:bidi="pt_PT"/>
+          </w:rPr>
           <w:rPr>
             <w:color w:val="0000EE"/>
             <w:u w:val="single"/>
@@ -260,10 +435,16 @@
         </w:r>
       </w:hyperlink>
       <w:r>
+        <w:rPr>
+          <w:lang w:val="pt_PT" w:bidi="pt_PT"/>
+        </w:rPr>
         <w:t xml:space="preserve">; </w:t>
       </w:r>
       <w:hyperlink r:id="rId23">
         <w:r>
+          <w:rPr>
+            <w:lang w:val="pt_PT" w:bidi="pt_PT"/>
+          </w:rPr>
           <w:rPr>
             <w:color w:val="0000EE"/>
             <w:u w:val="single"/>
@@ -272,10 +453,16 @@
         </w:r>
       </w:hyperlink>
       <w:r>
+        <w:rPr>
+          <w:lang w:val="pt_PT" w:bidi="pt_PT"/>
+        </w:rPr>
         <w:t xml:space="preserve">). Visões proféticas surgiram de várias formas (sonhos, experiências extra-sensoriais; e.g., </w:t>
       </w:r>
       <w:hyperlink r:id="rId24">
         <w:r>
+          <w:rPr>
+            <w:lang w:val="pt_PT" w:bidi="pt_PT"/>
+          </w:rPr>
           <w:rPr>
             <w:color w:val="0000EE"/>
             <w:u w:val="single"/>
@@ -284,10 +471,16 @@
         </w:r>
       </w:hyperlink>
       <w:r>
+        <w:rPr>
+          <w:lang w:val="pt_PT" w:bidi="pt_PT"/>
+        </w:rPr>
         <w:t>). A ausência de visões é um marco de abandono divino (</w:t>
       </w:r>
       <w:hyperlink r:id="rId25">
         <w:r>
+          <w:rPr>
+            <w:lang w:val="pt_PT" w:bidi="pt_PT"/>
+          </w:rPr>
           <w:rPr>
             <w:color w:val="0000EE"/>
             <w:u w:val="single"/>
@@ -296,10 +489,16 @@
         </w:r>
       </w:hyperlink>
       <w:r>
+        <w:rPr>
+          <w:lang w:val="pt_PT" w:bidi="pt_PT"/>
+        </w:rPr>
         <w:t xml:space="preserve">; </w:t>
       </w:r>
       <w:hyperlink r:id="rId26">
         <w:r>
+          <w:rPr>
+            <w:lang w:val="pt_PT" w:bidi="pt_PT"/>
+          </w:rPr>
           <w:rPr>
             <w:color w:val="0000EE"/>
             <w:u w:val="single"/>
@@ -308,10 +507,16 @@
         </w:r>
       </w:hyperlink>
       <w:r>
+        <w:rPr>
+          <w:lang w:val="pt_PT" w:bidi="pt_PT"/>
+        </w:rPr>
         <w:t xml:space="preserve">; </w:t>
       </w:r>
       <w:hyperlink r:id="rId27">
         <w:r>
+          <w:rPr>
+            <w:lang w:val="pt_PT" w:bidi="pt_PT"/>
+          </w:rPr>
           <w:rPr>
             <w:color w:val="0000EE"/>
             <w:u w:val="single"/>
@@ -320,10 +525,16 @@
         </w:r>
       </w:hyperlink>
       <w:r>
+        <w:rPr>
+          <w:lang w:val="pt_PT" w:bidi="pt_PT"/>
+        </w:rPr>
         <w:t>). • Senhor Deus é um dos vários nomes para o Deus de Israel. • Obadias era um nome hebraico comum que significava “servo do Senhor.” O profeta Obadias é desconhecido fora deste livro. • Um mensageiro foi enviado às nações: Nas guerras do passado, aliados seriam contatados para se juntar a uma coalizão militar para punir um inimigo ou defender contra um ataque. Aqui o Soberano Senhor convoca as nações para corrigir o orgulho maligno de Edom. • Vamos lutar contra: Esta é uma coalizão voluntária, embora ironicamente, eles serão punidos mais tarde por seus próprios atos malignos (</w:t>
       </w:r>
       <w:hyperlink r:id="rId28">
         <w:r>
+          <w:rPr>
+            <w:lang w:val="pt_PT" w:bidi="pt_PT"/>
+          </w:rPr>
           <w:rPr>
             <w:color w:val="0000EE"/>
             <w:u w:val="single"/>
@@ -332,30 +543,64 @@
         </w:r>
       </w:hyperlink>
       <w:r>
+        <w:rPr>
+          <w:lang w:val="pt_PT" w:bidi="pt_PT"/>
+        </w:rPr>
         <w:t>).</w:t>
       </w:r>
-      <w:r/>
-      <w:r/>
-    </w:p>
-    <w:p>
-      <w:r/>
+      <w:r>
+        <w:rPr>
+          <w:lang w:val="pt_PT" w:bidi="pt_PT"/>
+        </w:rPr>
+      </w:r>
+      <w:r>
+        <w:rPr>
+          <w:lang w:val="pt_PT" w:bidi="pt_PT"/>
+        </w:rPr>
+      </w:r>
+    </w:p>
+    <w:p>
+      <w:pPr/>
+      <w:r>
+        <w:rPr>
+          <w:lang w:val="pt_PT" w:bidi="pt_PT"/>
+        </w:rPr>
+      </w:r>
     </w:p>
     <w:p>
       <w:pPr>
         <w:pStyle w:val="Heading2"/>
       </w:pPr>
       <w:r>
+        <w:rPr>
+          <w:lang w:val="pt_PT" w:bidi="pt_PT"/>
+        </w:rPr>
         <w:t>Obadias 1.2–4</w:t>
       </w:r>
-      <w:r/>
-    </w:p>
-    <w:p>
-      <w:r/>
-      <w:r>
+      <w:r>
+        <w:rPr>
+          <w:lang w:val="pt_PT" w:bidi="pt_PT"/>
+        </w:rPr>
+      </w:r>
+    </w:p>
+    <w:p>
+      <w:pPr/>
+      <w:r>
+        <w:rPr>
+          <w:lang w:val="pt_PT" w:bidi="pt_PT"/>
+        </w:rPr>
+      </w:r>
+      <w:r>
+        <w:rPr>
+          <w:lang w:val="pt_PT" w:bidi="pt_PT"/>
+        </w:rPr>
         <w:t>Eu vou fazer de você uma nação fraca: Diversas mensagens de julgamento repetem os pecados específicos de Edom contra Israel (</w:t>
       </w:r>
       <w:hyperlink r:id="rId29">
         <w:r>
+          <w:rPr>
+            <w:lang w:val="pt_PT" w:bidi="pt_PT"/>
+          </w:rPr>
           <w:rPr>
             <w:color w:val="0000EE"/>
             <w:u w:val="single"/>
@@ -364,10 +609,16 @@
         </w:r>
       </w:hyperlink>
       <w:r>
+        <w:rPr>
+          <w:lang w:val="pt_PT" w:bidi="pt_PT"/>
+        </w:rPr>
         <w:t xml:space="preserve">; </w:t>
       </w:r>
       <w:hyperlink r:id="rId30">
         <w:r>
+          <w:rPr>
+            <w:lang w:val="pt_PT" w:bidi="pt_PT"/>
+          </w:rPr>
           <w:rPr>
             <w:color w:val="0000EE"/>
             <w:u w:val="single"/>
@@ -376,10 +627,16 @@
         </w:r>
       </w:hyperlink>
       <w:r>
+        <w:rPr>
+          <w:lang w:val="pt_PT" w:bidi="pt_PT"/>
+        </w:rPr>
         <w:t xml:space="preserve">; </w:t>
       </w:r>
       <w:hyperlink r:id="rId31">
         <w:r>
+          <w:rPr>
+            <w:lang w:val="pt_PT" w:bidi="pt_PT"/>
+          </w:rPr>
           <w:rPr>
             <w:color w:val="0000EE"/>
             <w:u w:val="single"/>
@@ -388,10 +645,16 @@
         </w:r>
       </w:hyperlink>
       <w:r>
+        <w:rPr>
+          <w:lang w:val="pt_PT" w:bidi="pt_PT"/>
+        </w:rPr>
         <w:t xml:space="preserve">; </w:t>
       </w:r>
       <w:hyperlink r:id="rId32">
         <w:r>
+          <w:rPr>
+            <w:lang w:val="pt_PT" w:bidi="pt_PT"/>
+          </w:rPr>
           <w:rPr>
             <w:color w:val="0000EE"/>
             <w:u w:val="single"/>
@@ -400,10 +663,16 @@
         </w:r>
       </w:hyperlink>
       <w:r>
+        <w:rPr>
+          <w:lang w:val="pt_PT" w:bidi="pt_PT"/>
+        </w:rPr>
         <w:t>;). Edom frequentemente aparece entre as nações que se opuseram a Israel e ao Senhor (</w:t>
       </w:r>
       <w:hyperlink r:id="rId33">
         <w:r>
+          <w:rPr>
+            <w:lang w:val="pt_PT" w:bidi="pt_PT"/>
+          </w:rPr>
           <w:rPr>
             <w:color w:val="0000EE"/>
             <w:u w:val="single"/>
@@ -412,10 +681,16 @@
         </w:r>
       </w:hyperlink>
       <w:r>
+        <w:rPr>
+          <w:lang w:val="pt_PT" w:bidi="pt_PT"/>
+        </w:rPr>
         <w:t xml:space="preserve">; </w:t>
       </w:r>
       <w:hyperlink r:id="rId34">
         <w:r>
+          <w:rPr>
+            <w:lang w:val="pt_PT" w:bidi="pt_PT"/>
+          </w:rPr>
           <w:rPr>
             <w:color w:val="0000EE"/>
             <w:u w:val="single"/>
@@ -424,10 +699,16 @@
         </w:r>
       </w:hyperlink>
       <w:r>
+        <w:rPr>
+          <w:lang w:val="pt_PT" w:bidi="pt_PT"/>
+        </w:rPr>
         <w:t xml:space="preserve">; </w:t>
       </w:r>
       <w:hyperlink r:id="rId35">
         <w:r>
+          <w:rPr>
+            <w:lang w:val="pt_PT" w:bidi="pt_PT"/>
+          </w:rPr>
           <w:rPr>
             <w:color w:val="0000EE"/>
             <w:u w:val="single"/>
@@ -436,10 +717,16 @@
         </w:r>
       </w:hyperlink>
       <w:r>
+        <w:rPr>
+          <w:lang w:val="pt_PT" w:bidi="pt_PT"/>
+        </w:rPr>
         <w:t>). • nação fraca... ninguém o respeitará: A topografia rochosa de Edom refletia o orgulho de Edom. A altura da fortaleza montanhosa que proporcionava sua segurança apenas enfatiza a altura da qual Edom cairia. Príncipes edomitas estavam entre os governantes arrogantes das nações (</w:t>
       </w:r>
       <w:hyperlink r:id="rId36">
         <w:r>
+          <w:rPr>
+            <w:lang w:val="pt_PT" w:bidi="pt_PT"/>
+          </w:rPr>
           <w:rPr>
             <w:color w:val="0000EE"/>
             <w:u w:val="single"/>
@@ -448,10 +735,16 @@
         </w:r>
       </w:hyperlink>
       <w:r>
+        <w:rPr>
+          <w:lang w:val="pt_PT" w:bidi="pt_PT"/>
+        </w:rPr>
         <w:t xml:space="preserve">; cf. </w:t>
       </w:r>
       <w:hyperlink r:id="rId37">
         <w:r>
+          <w:rPr>
+            <w:lang w:val="pt_PT" w:bidi="pt_PT"/>
+          </w:rPr>
           <w:rPr>
             <w:color w:val="0000EE"/>
             <w:u w:val="single"/>
@@ -460,10 +753,16 @@
         </w:r>
       </w:hyperlink>
       <w:r>
+        <w:rPr>
+          <w:lang w:val="pt_PT" w:bidi="pt_PT"/>
+        </w:rPr>
         <w:t xml:space="preserve">; </w:t>
       </w:r>
       <w:hyperlink r:id="rId38">
         <w:r>
+          <w:rPr>
+            <w:lang w:val="pt_PT" w:bidi="pt_PT"/>
+          </w:rPr>
           <w:rPr>
             <w:color w:val="0000EE"/>
             <w:u w:val="single"/>
@@ -472,30 +771,64 @@
         </w:r>
       </w:hyperlink>
       <w:r>
+        <w:rPr>
+          <w:lang w:val="pt_PT" w:bidi="pt_PT"/>
+        </w:rPr>
         <w:t>).</w:t>
       </w:r>
-      <w:r/>
-      <w:r/>
-    </w:p>
-    <w:p>
-      <w:r/>
+      <w:r>
+        <w:rPr>
+          <w:lang w:val="pt_PT" w:bidi="pt_PT"/>
+        </w:rPr>
+      </w:r>
+      <w:r>
+        <w:rPr>
+          <w:lang w:val="pt_PT" w:bidi="pt_PT"/>
+        </w:rPr>
+      </w:r>
+    </w:p>
+    <w:p>
+      <w:pPr/>
+      <w:r>
+        <w:rPr>
+          <w:lang w:val="pt_PT" w:bidi="pt_PT"/>
+        </w:rPr>
+      </w:r>
     </w:p>
     <w:p>
       <w:pPr>
         <w:pStyle w:val="Heading2"/>
       </w:pPr>
       <w:r>
+        <w:rPr>
+          <w:lang w:val="pt_PT" w:bidi="pt_PT"/>
+        </w:rPr>
         <w:t>Obadias 1.5</w:t>
       </w:r>
-      <w:r/>
-    </w:p>
-    <w:p>
-      <w:r/>
-      <w:r>
+      <w:r>
+        <w:rPr>
+          <w:lang w:val="pt_PT" w:bidi="pt_PT"/>
+        </w:rPr>
+      </w:r>
+    </w:p>
+    <w:p>
+      <w:pPr/>
+      <w:r>
+        <w:rPr>
+          <w:lang w:val="pt_PT" w:bidi="pt_PT"/>
+        </w:rPr>
+      </w:r>
+      <w:r>
+        <w:rPr>
+          <w:lang w:val="pt_PT" w:bidi="pt_PT"/>
+        </w:rPr>
         <w:t>Os destruidores de Edom levariam tudo, ao contrário dos ladrões e saqueadores. Ladrões deixariam qualquer coisa que dificultasse uma fuga imediata e bem-sucedida; saqueadores sempre deixariam espigas para os pobres (</w:t>
       </w:r>
       <w:hyperlink r:id="rId39">
         <w:r>
+          <w:rPr>
+            <w:lang w:val="pt_PT" w:bidi="pt_PT"/>
+          </w:rPr>
           <w:rPr>
             <w:color w:val="0000EE"/>
             <w:u w:val="single"/>
@@ -504,10 +837,16 @@
         </w:r>
       </w:hyperlink>
       <w:r>
+        <w:rPr>
+          <w:lang w:val="pt_PT" w:bidi="pt_PT"/>
+        </w:rPr>
         <w:t xml:space="preserve">; cf. </w:t>
       </w:r>
       <w:hyperlink r:id="rId40">
         <w:r>
+          <w:rPr>
+            <w:lang w:val="pt_PT" w:bidi="pt_PT"/>
+          </w:rPr>
           <w:rPr>
             <w:color w:val="0000EE"/>
             <w:u w:val="single"/>
@@ -516,10 +855,16 @@
         </w:r>
       </w:hyperlink>
       <w:r>
+        <w:rPr>
+          <w:lang w:val="pt_PT" w:bidi="pt_PT"/>
+        </w:rPr>
         <w:t xml:space="preserve">; </w:t>
       </w:r>
       <w:hyperlink r:id="rId41">
         <w:r>
+          <w:rPr>
+            <w:lang w:val="pt_PT" w:bidi="pt_PT"/>
+          </w:rPr>
           <w:rPr>
             <w:color w:val="0000EE"/>
             <w:u w:val="single"/>
@@ -528,30 +873,64 @@
         </w:r>
       </w:hyperlink>
       <w:r>
+        <w:rPr>
+          <w:lang w:val="pt_PT" w:bidi="pt_PT"/>
+        </w:rPr>
         <w:t>).</w:t>
       </w:r>
-      <w:r/>
-      <w:r/>
-    </w:p>
-    <w:p>
-      <w:r/>
+      <w:r>
+        <w:rPr>
+          <w:lang w:val="pt_PT" w:bidi="pt_PT"/>
+        </w:rPr>
+      </w:r>
+      <w:r>
+        <w:rPr>
+          <w:lang w:val="pt_PT" w:bidi="pt_PT"/>
+        </w:rPr>
+      </w:r>
+    </w:p>
+    <w:p>
+      <w:pPr/>
+      <w:r>
+        <w:rPr>
+          <w:lang w:val="pt_PT" w:bidi="pt_PT"/>
+        </w:rPr>
+      </w:r>
     </w:p>
     <w:p>
       <w:pPr>
         <w:pStyle w:val="Heading2"/>
       </w:pPr>
       <w:r>
+        <w:rPr>
+          <w:lang w:val="pt_PT" w:bidi="pt_PT"/>
+        </w:rPr>
         <w:t>Obadias 1.5–7</w:t>
       </w:r>
-      <w:r/>
-    </w:p>
-    <w:p>
-      <w:r/>
-      <w:r>
+      <w:r>
+        <w:rPr>
+          <w:lang w:val="pt_PT" w:bidi="pt_PT"/>
+        </w:rPr>
+      </w:r>
+    </w:p>
+    <w:p>
+      <w:pPr/>
+      <w:r>
+        <w:rPr>
+          <w:lang w:val="pt_PT" w:bidi="pt_PT"/>
+        </w:rPr>
+      </w:r>
+      <w:r>
+        <w:rPr>
+          <w:lang w:val="pt_PT" w:bidi="pt_PT"/>
+        </w:rPr>
         <w:t xml:space="preserve">Os babilônios destruíram completamente Jerusalém. Ao participar do saque, Edom merecia igual retribuição (veja </w:t>
       </w:r>
       <w:hyperlink r:id="rId42">
         <w:r>
+          <w:rPr>
+            <w:lang w:val="pt_PT" w:bidi="pt_PT"/>
+          </w:rPr>
           <w:rPr>
             <w:color w:val="0000EE"/>
             <w:u w:val="single"/>
@@ -560,30 +939,64 @@
         </w:r>
       </w:hyperlink>
       <w:r>
+        <w:rPr>
+          <w:lang w:val="pt_PT" w:bidi="pt_PT"/>
+        </w:rPr>
         <w:t>).</w:t>
       </w:r>
-      <w:r/>
-      <w:r/>
-    </w:p>
-    <w:p>
-      <w:r/>
+      <w:r>
+        <w:rPr>
+          <w:lang w:val="pt_PT" w:bidi="pt_PT"/>
+        </w:rPr>
+      </w:r>
+      <w:r>
+        <w:rPr>
+          <w:lang w:val="pt_PT" w:bidi="pt_PT"/>
+        </w:rPr>
+      </w:r>
+    </w:p>
+    <w:p>
+      <w:pPr/>
+      <w:r>
+        <w:rPr>
+          <w:lang w:val="pt_PT" w:bidi="pt_PT"/>
+        </w:rPr>
+      </w:r>
     </w:p>
     <w:p>
       <w:pPr>
         <w:pStyle w:val="Heading2"/>
       </w:pPr>
       <w:r>
+        <w:rPr>
+          <w:lang w:val="pt_PT" w:bidi="pt_PT"/>
+        </w:rPr>
         <w:t>Obadias 1.6</w:t>
       </w:r>
-      <w:r/>
-    </w:p>
-    <w:p>
-      <w:r/>
-      <w:r>
+      <w:r>
+        <w:rPr>
+          <w:lang w:val="pt_PT" w:bidi="pt_PT"/>
+        </w:rPr>
+      </w:r>
+    </w:p>
+    <w:p>
+      <w:pPr/>
+      <w:r>
+        <w:rPr>
+          <w:lang w:val="pt_PT" w:bidi="pt_PT"/>
+        </w:rPr>
+      </w:r>
+      <w:r>
+        <w:rPr>
+          <w:lang w:val="pt_PT" w:bidi="pt_PT"/>
+        </w:rPr>
         <w:t>Edom: O texto hebraico usa o nome de Esaú, irmão de Jacó, indicando a violação de Edom de uma relação fraternal (</w:t>
       </w:r>
       <w:hyperlink r:id="rId29">
         <w:r>
+          <w:rPr>
+            <w:lang w:val="pt_PT" w:bidi="pt_PT"/>
+          </w:rPr>
           <w:rPr>
             <w:color w:val="0000EE"/>
             <w:u w:val="single"/>
@@ -592,104 +1005,190 @@
         </w:r>
       </w:hyperlink>
       <w:r>
+        <w:rPr>
+          <w:lang w:val="pt_PT" w:bidi="pt_PT"/>
+        </w:rPr>
         <w:t>).</w:t>
       </w:r>
-      <w:r/>
-      <w:r/>
-    </w:p>
-    <w:p>
-      <w:r/>
+      <w:r>
+        <w:rPr>
+          <w:lang w:val="pt_PT" w:bidi="pt_PT"/>
+        </w:rPr>
+      </w:r>
+      <w:r>
+        <w:rPr>
+          <w:lang w:val="pt_PT" w:bidi="pt_PT"/>
+        </w:rPr>
+      </w:r>
+    </w:p>
+    <w:p>
+      <w:pPr/>
+      <w:r>
+        <w:rPr>
+          <w:lang w:val="pt_PT" w:bidi="pt_PT"/>
+        </w:rPr>
+      </w:r>
     </w:p>
     <w:p>
       <w:pPr>
         <w:pStyle w:val="Heading2"/>
       </w:pPr>
       <w:r>
+        <w:rPr>
+          <w:lang w:val="pt_PT" w:bidi="pt_PT"/>
+        </w:rPr>
         <w:t>Obadias 1.7</w:t>
       </w:r>
-      <w:r/>
-    </w:p>
-    <w:p>
-      <w:r/>
-      <w:r>
+      <w:r>
+        <w:rPr>
+          <w:lang w:val="pt_PT" w:bidi="pt_PT"/>
+        </w:rPr>
+      </w:r>
+    </w:p>
+    <w:p>
+      <w:pPr/>
+      <w:r>
+        <w:rPr>
+          <w:lang w:val="pt_PT" w:bidi="pt_PT"/>
+        </w:rPr>
+      </w:r>
+      <w:r>
+        <w:rPr>
+          <w:lang w:val="pt_PT" w:bidi="pt_PT"/>
+        </w:rPr>
         <w:t xml:space="preserve">aliados (literalmente </w:t>
       </w:r>
       <w:r>
         <w:rPr>
           <w:i/>
+          <w:lang w:val="pt_PT" w:bidi="pt_PT"/>
         </w:rPr>
         <w:t>homens da aliança</w:t>
       </w:r>
       <w:r>
+        <w:rPr>
+          <w:lang w:val="pt_PT" w:bidi="pt_PT"/>
+        </w:rPr>
         <w:t xml:space="preserve">): Edom deveria ter sido o aliado de seu irmão Israel, mas em vez disso, Edom fez uma aliança com a Babilônia. • tinha acordos de paz (literalmente </w:t>
       </w:r>
       <w:r>
         <w:rPr>
           <w:i/>
+          <w:lang w:val="pt_PT" w:bidi="pt_PT"/>
         </w:rPr>
         <w:t>homens de paz</w:t>
       </w:r>
       <w:r>
+        <w:rPr>
+          <w:lang w:val="pt_PT" w:bidi="pt_PT"/>
+        </w:rPr>
         <w:t xml:space="preserve">, paralelamente a </w:t>
       </w:r>
       <w:r>
         <w:rPr>
           <w:i/>
+          <w:lang w:val="pt_PT" w:bidi="pt_PT"/>
         </w:rPr>
         <w:t>homens da aliança</w:t>
       </w:r>
       <w:r>
+        <w:rPr>
+          <w:lang w:val="pt_PT" w:bidi="pt_PT"/>
+        </w:rPr>
         <w:t>): Foi uma justiça poética que a traição de Edom contra Israel fosse recompensada pela traição da Babilônia contra Edom.</w:t>
       </w:r>
-      <w:r/>
-      <w:r/>
-    </w:p>
-    <w:p>
-      <w:r/>
+      <w:r>
+        <w:rPr>
+          <w:lang w:val="pt_PT" w:bidi="pt_PT"/>
+        </w:rPr>
+      </w:r>
+      <w:r>
+        <w:rPr>
+          <w:lang w:val="pt_PT" w:bidi="pt_PT"/>
+        </w:rPr>
+      </w:r>
+    </w:p>
+    <w:p>
+      <w:pPr/>
+      <w:r>
+        <w:rPr>
+          <w:lang w:val="pt_PT" w:bidi="pt_PT"/>
+        </w:rPr>
+      </w:r>
     </w:p>
     <w:p>
       <w:pPr>
         <w:pStyle w:val="Heading2"/>
       </w:pPr>
       <w:r>
+        <w:rPr>
+          <w:lang w:val="pt_PT" w:bidi="pt_PT"/>
+        </w:rPr>
         <w:t>Obadias 1.8</w:t>
       </w:r>
-      <w:r/>
-    </w:p>
-    <w:p>
-      <w:r/>
-      <w:r>
+      <w:r>
+        <w:rPr>
+          <w:lang w:val="pt_PT" w:bidi="pt_PT"/>
+        </w:rPr>
+      </w:r>
+    </w:p>
+    <w:p>
+      <w:pPr/>
+      <w:r>
+        <w:rPr>
+          <w:lang w:val="pt_PT" w:bidi="pt_PT"/>
+        </w:rPr>
+      </w:r>
+      <w:r>
+        <w:rPr>
+          <w:lang w:val="pt_PT" w:bidi="pt_PT"/>
+        </w:rPr>
         <w:t xml:space="preserve">No dia (literalmente </w:t>
       </w:r>
       <w:r>
         <w:rPr>
           <w:i/>
+          <w:lang w:val="pt_PT" w:bidi="pt_PT"/>
         </w:rPr>
         <w:t>naquele dia</w:t>
       </w:r>
       <w:r>
+        <w:rPr>
+          <w:lang w:val="pt_PT" w:bidi="pt_PT"/>
+        </w:rPr>
         <w:t>): A palavra hebraica yom</w:t>
       </w:r>
       <w:r>
         <w:rPr>
           <w:i/>
+          <w:lang w:val="pt_PT" w:bidi="pt_PT"/>
         </w:rPr>
         <w:t>,</w:t>
       </w:r>
       <w:r>
+        <w:rPr>
+          <w:lang w:val="pt_PT" w:bidi="pt_PT"/>
+        </w:rPr>
         <w:t xml:space="preserve"> “dia</w:t>
       </w:r>
       <w:r>
         <w:rPr>
           <w:i/>
+          <w:lang w:val="pt_PT" w:bidi="pt_PT"/>
         </w:rPr>
         <w:t>”,</w:t>
       </w:r>
       <w:r>
+        <w:rPr>
+          <w:lang w:val="pt_PT" w:bidi="pt_PT"/>
+        </w:rPr>
         <w:t xml:space="preserve"> ocorre doze vezes em </w:t>
       </w:r>
       <w:hyperlink r:id="rId43">
         <w:r>
+          <w:rPr>
+            <w:lang w:val="pt_PT" w:bidi="pt_PT"/>
+          </w:rPr>
           <w:rPr>
             <w:color w:val="0000EE"/>
             <w:u w:val="single"/>
@@ -698,10 +1197,16 @@
         </w:r>
       </w:hyperlink>
       <w:r>
+        <w:rPr>
+          <w:lang w:val="pt_PT" w:bidi="pt_PT"/>
+        </w:rPr>
         <w:t xml:space="preserve">, frequentemente traduzida como “quando” ou “naquele dia”. O tempo referido em </w:t>
       </w:r>
       <w:hyperlink r:id="rId44">
         <w:r>
+          <w:rPr>
+            <w:lang w:val="pt_PT" w:bidi="pt_PT"/>
+          </w:rPr>
           <w:rPr>
             <w:color w:val="0000EE"/>
             <w:u w:val="single"/>
@@ -710,10 +1215,16 @@
         </w:r>
       </w:hyperlink>
       <w:r>
+        <w:rPr>
+          <w:lang w:val="pt_PT" w:bidi="pt_PT"/>
+        </w:rPr>
         <w:t xml:space="preserve"> é o início do fim, quando Deus intervém para reverter a sorte do seu povo. • sábios... pessoa inteligente: Edom se orgulhava de sua tradição de sabedoria (cf. </w:t>
       </w:r>
       <w:hyperlink r:id="rId45">
         <w:r>
+          <w:rPr>
+            <w:lang w:val="pt_PT" w:bidi="pt_PT"/>
+          </w:rPr>
           <w:rPr>
             <w:color w:val="0000EE"/>
             <w:u w:val="single"/>
@@ -722,30 +1233,64 @@
         </w:r>
       </w:hyperlink>
       <w:r>
+        <w:rPr>
+          <w:lang w:val="pt_PT" w:bidi="pt_PT"/>
+        </w:rPr>
         <w:t>). E.g., o livro de Jó é ambientado no território edomita.</w:t>
       </w:r>
-      <w:r/>
-      <w:r/>
-    </w:p>
-    <w:p>
-      <w:r/>
+      <w:r>
+        <w:rPr>
+          <w:lang w:val="pt_PT" w:bidi="pt_PT"/>
+        </w:rPr>
+      </w:r>
+      <w:r>
+        <w:rPr>
+          <w:lang w:val="pt_PT" w:bidi="pt_PT"/>
+        </w:rPr>
+      </w:r>
+    </w:p>
+    <w:p>
+      <w:pPr/>
+      <w:r>
+        <w:rPr>
+          <w:lang w:val="pt_PT" w:bidi="pt_PT"/>
+        </w:rPr>
+      </w:r>
     </w:p>
     <w:p>
       <w:pPr>
         <w:pStyle w:val="Heading2"/>
       </w:pPr>
       <w:r>
+        <w:rPr>
+          <w:lang w:val="pt_PT" w:bidi="pt_PT"/>
+        </w:rPr>
         <w:t>Obadias 1.10–14</w:t>
       </w:r>
-      <w:r/>
-    </w:p>
-    <w:p>
-      <w:r/>
-      <w:r>
+      <w:r>
+        <w:rPr>
+          <w:lang w:val="pt_PT" w:bidi="pt_PT"/>
+        </w:rPr>
+      </w:r>
+    </w:p>
+    <w:p>
+      <w:pPr/>
+      <w:r>
+        <w:rPr>
+          <w:lang w:val="pt_PT" w:bidi="pt_PT"/>
+        </w:rPr>
+      </w:r>
+      <w:r>
+        <w:rPr>
+          <w:lang w:val="pt_PT" w:bidi="pt_PT"/>
+        </w:rPr>
         <w:t xml:space="preserve">Vocês maltrataram e mataram os seus irmãos... de Jacó: A base para a condenação de Edom é declarada em </w:t>
       </w:r>
       <w:hyperlink r:id="rId46">
         <w:r>
+          <w:rPr>
+            <w:lang w:val="pt_PT" w:bidi="pt_PT"/>
+          </w:rPr>
           <w:rPr>
             <w:color w:val="0000EE"/>
             <w:u w:val="single"/>
@@ -754,10 +1299,16 @@
         </w:r>
       </w:hyperlink>
       <w:r>
+        <w:rPr>
+          <w:lang w:val="pt_PT" w:bidi="pt_PT"/>
+        </w:rPr>
         <w:t xml:space="preserve"> (cf. </w:t>
       </w:r>
       <w:hyperlink r:id="rId33">
         <w:r>
+          <w:rPr>
+            <w:lang w:val="pt_PT" w:bidi="pt_PT"/>
+          </w:rPr>
           <w:rPr>
             <w:color w:val="0000EE"/>
             <w:u w:val="single"/>
@@ -766,10 +1317,16 @@
         </w:r>
       </w:hyperlink>
       <w:r>
+        <w:rPr>
+          <w:lang w:val="pt_PT" w:bidi="pt_PT"/>
+        </w:rPr>
         <w:t xml:space="preserve">; </w:t>
       </w:r>
       <w:hyperlink r:id="rId30">
         <w:r>
+          <w:rPr>
+            <w:lang w:val="pt_PT" w:bidi="pt_PT"/>
+          </w:rPr>
           <w:rPr>
             <w:color w:val="0000EE"/>
             <w:u w:val="single"/>
@@ -778,10 +1335,16 @@
         </w:r>
       </w:hyperlink>
       <w:r>
+        <w:rPr>
+          <w:lang w:val="pt_PT" w:bidi="pt_PT"/>
+        </w:rPr>
         <w:t xml:space="preserve">; </w:t>
       </w:r>
       <w:hyperlink r:id="rId47">
         <w:r>
+          <w:rPr>
+            <w:lang w:val="pt_PT" w:bidi="pt_PT"/>
+          </w:rPr>
           <w:rPr>
             <w:color w:val="0000EE"/>
             <w:u w:val="single"/>
@@ -790,10 +1353,16 @@
         </w:r>
       </w:hyperlink>
       <w:r>
+        <w:rPr>
+          <w:lang w:val="pt_PT" w:bidi="pt_PT"/>
+        </w:rPr>
         <w:t xml:space="preserve">; </w:t>
       </w:r>
       <w:hyperlink r:id="rId48">
         <w:r>
+          <w:rPr>
+            <w:lang w:val="pt_PT" w:bidi="pt_PT"/>
+          </w:rPr>
           <w:rPr>
             <w:color w:val="0000EE"/>
             <w:u w:val="single"/>
@@ -802,10 +1371,16 @@
         </w:r>
       </w:hyperlink>
       <w:r>
+        <w:rPr>
+          <w:lang w:val="pt_PT" w:bidi="pt_PT"/>
+        </w:rPr>
         <w:t xml:space="preserve">) e ampliada em </w:t>
       </w:r>
       <w:hyperlink r:id="rId49">
         <w:r>
+          <w:rPr>
+            <w:lang w:val="pt_PT" w:bidi="pt_PT"/>
+          </w:rPr>
           <w:rPr>
             <w:color w:val="0000EE"/>
             <w:u w:val="single"/>
@@ -814,30 +1389,64 @@
         </w:r>
       </w:hyperlink>
       <w:r>
+        <w:rPr>
+          <w:lang w:val="pt_PT" w:bidi="pt_PT"/>
+        </w:rPr>
         <w:t>, onde a traição de Edom é descrita. Em termos legais, a evidência desses versículos apoia a acusação de quebra de aliança.</w:t>
       </w:r>
-      <w:r/>
-      <w:r/>
-    </w:p>
-    <w:p>
-      <w:r/>
+      <w:r>
+        <w:rPr>
+          <w:lang w:val="pt_PT" w:bidi="pt_PT"/>
+        </w:rPr>
+      </w:r>
+      <w:r>
+        <w:rPr>
+          <w:lang w:val="pt_PT" w:bidi="pt_PT"/>
+        </w:rPr>
+      </w:r>
+    </w:p>
+    <w:p>
+      <w:pPr/>
+      <w:r>
+        <w:rPr>
+          <w:lang w:val="pt_PT" w:bidi="pt_PT"/>
+        </w:rPr>
+      </w:r>
     </w:p>
     <w:p>
       <w:pPr>
         <w:pStyle w:val="Heading2"/>
       </w:pPr>
       <w:r>
+        <w:rPr>
+          <w:lang w:val="pt_PT" w:bidi="pt_PT"/>
+        </w:rPr>
         <w:t>Obadias 1.11</w:t>
       </w:r>
-      <w:r/>
-    </w:p>
-    <w:p>
-      <w:r/>
-      <w:r>
+      <w:r>
+        <w:rPr>
+          <w:lang w:val="pt_PT" w:bidi="pt_PT"/>
+        </w:rPr>
+      </w:r>
+    </w:p>
+    <w:p>
+      <w:pPr/>
+      <w:r>
+        <w:rPr>
+          <w:lang w:val="pt_PT" w:bidi="pt_PT"/>
+        </w:rPr>
+      </w:r>
+      <w:r>
+        <w:rPr>
+          <w:lang w:val="pt_PT" w:bidi="pt_PT"/>
+        </w:rPr>
         <w:t xml:space="preserve">Fora deste livro, nada específico é conhecido sobre o papel de Edom durante as várias invasões babilônicas de Judá (em 605, 597 e 586 a.C.). A responsabilidade para com o próximo é um requisito específico da lei de Deus (e.g., </w:t>
       </w:r>
       <w:hyperlink r:id="rId50">
         <w:r>
+          <w:rPr>
+            <w:lang w:val="pt_PT" w:bidi="pt_PT"/>
+          </w:rPr>
           <w:rPr>
             <w:color w:val="0000EE"/>
             <w:u w:val="single"/>
@@ -846,10 +1455,16 @@
         </w:r>
       </w:hyperlink>
       <w:r>
+        <w:rPr>
+          <w:lang w:val="pt_PT" w:bidi="pt_PT"/>
+        </w:rPr>
         <w:t xml:space="preserve">; cp. </w:t>
       </w:r>
       <w:hyperlink r:id="rId51">
         <w:r>
+          <w:rPr>
+            <w:lang w:val="pt_PT" w:bidi="pt_PT"/>
+          </w:rPr>
           <w:rPr>
             <w:color w:val="0000EE"/>
             <w:u w:val="single"/>
@@ -858,10 +1473,16 @@
         </w:r>
       </w:hyperlink>
       <w:r>
+        <w:rPr>
+          <w:lang w:val="pt_PT" w:bidi="pt_PT"/>
+        </w:rPr>
         <w:t>), especialmente quando há um “tratado de fraternidade” específico (</w:t>
       </w:r>
       <w:hyperlink r:id="rId52">
         <w:r>
+          <w:rPr>
+            <w:lang w:val="pt_PT" w:bidi="pt_PT"/>
+          </w:rPr>
           <w:rPr>
             <w:color w:val="0000EE"/>
             <w:u w:val="single"/>
@@ -870,45 +1491,89 @@
         </w:r>
       </w:hyperlink>
       <w:r>
+        <w:rPr>
+          <w:lang w:val="pt_PT" w:bidi="pt_PT"/>
+        </w:rPr>
         <w:t xml:space="preserve">) ou uma relação histórica que é considerada fraternal (veja </w:t>
       </w:r>
       <w:r>
+        <w:rPr>
+          <w:lang w:val="pt_PT" w:bidi="pt_PT"/>
+        </w:rPr>
         <w:t>nota de estudo em Ob 1.6</w:t>
       </w:r>
       <w:r>
+        <w:rPr>
+          <w:lang w:val="pt_PT" w:bidi="pt_PT"/>
+        </w:rPr>
         <w:t>).</w:t>
       </w:r>
-      <w:r/>
-      <w:r/>
-    </w:p>
-    <w:p>
-      <w:r/>
+      <w:r>
+        <w:rPr>
+          <w:lang w:val="pt_PT" w:bidi="pt_PT"/>
+        </w:rPr>
+      </w:r>
+      <w:r>
+        <w:rPr>
+          <w:lang w:val="pt_PT" w:bidi="pt_PT"/>
+        </w:rPr>
+      </w:r>
+    </w:p>
+    <w:p>
+      <w:pPr/>
+      <w:r>
+        <w:rPr>
+          <w:lang w:val="pt_PT" w:bidi="pt_PT"/>
+        </w:rPr>
+      </w:r>
     </w:p>
     <w:p>
       <w:pPr>
         <w:pStyle w:val="Heading2"/>
       </w:pPr>
       <w:r>
+        <w:rPr>
+          <w:lang w:val="pt_PT" w:bidi="pt_PT"/>
+        </w:rPr>
         <w:t>Obadias 1.12</w:t>
       </w:r>
-      <w:r/>
-    </w:p>
-    <w:p>
-      <w:r/>
-      <w:r>
+      <w:r>
+        <w:rPr>
+          <w:lang w:val="pt_PT" w:bidi="pt_PT"/>
+        </w:rPr>
+      </w:r>
+    </w:p>
+    <w:p>
+      <w:pPr/>
+      <w:r>
+        <w:rPr>
+          <w:lang w:val="pt_PT" w:bidi="pt_PT"/>
+        </w:rPr>
+      </w:r>
+      <w:r>
+        <w:rPr>
+          <w:lang w:val="pt_PT" w:bidi="pt_PT"/>
+        </w:rPr>
         <w:t xml:space="preserve">As tribos de Israel eram parentes de Edom (literalmente </w:t>
       </w:r>
       <w:r>
         <w:rPr>
           <w:i/>
+          <w:lang w:val="pt_PT" w:bidi="pt_PT"/>
         </w:rPr>
         <w:t>irmão;</w:t>
       </w:r>
       <w:r>
+        <w:rPr>
+          <w:lang w:val="pt_PT" w:bidi="pt_PT"/>
+        </w:rPr>
         <w:t xml:space="preserve"> cf. </w:t>
       </w:r>
       <w:hyperlink r:id="rId53">
         <w:r>
+          <w:rPr>
+            <w:lang w:val="pt_PT" w:bidi="pt_PT"/>
+          </w:rPr>
           <w:rPr>
             <w:color w:val="0000EE"/>
             <w:u w:val="single"/>
@@ -917,30 +1582,64 @@
         </w:r>
       </w:hyperlink>
       <w:r>
+        <w:rPr>
+          <w:lang w:val="pt_PT" w:bidi="pt_PT"/>
+        </w:rPr>
         <w:t>). • Edom e outras nações locais aparentemente se iludiram ao pensar que uma reaproximação com Nabucodonosor em 586 a.C. lhes traria alívio. O tempo de julgamento deles chegaria.</w:t>
       </w:r>
-      <w:r/>
-      <w:r/>
-    </w:p>
-    <w:p>
-      <w:r/>
+      <w:r>
+        <w:rPr>
+          <w:lang w:val="pt_PT" w:bidi="pt_PT"/>
+        </w:rPr>
+      </w:r>
+      <w:r>
+        <w:rPr>
+          <w:lang w:val="pt_PT" w:bidi="pt_PT"/>
+        </w:rPr>
+      </w:r>
+    </w:p>
+    <w:p>
+      <w:pPr/>
+      <w:r>
+        <w:rPr>
+          <w:lang w:val="pt_PT" w:bidi="pt_PT"/>
+        </w:rPr>
+      </w:r>
     </w:p>
     <w:p>
       <w:pPr>
         <w:pStyle w:val="Heading2"/>
       </w:pPr>
       <w:r>
+        <w:rPr>
+          <w:lang w:val="pt_PT" w:bidi="pt_PT"/>
+        </w:rPr>
         <w:t>Obadias 1.12–14</w:t>
       </w:r>
-      <w:r/>
-    </w:p>
-    <w:p>
-      <w:r/>
-      <w:r>
+      <w:r>
+        <w:rPr>
+          <w:lang w:val="pt_PT" w:bidi="pt_PT"/>
+        </w:rPr>
+      </w:r>
+    </w:p>
+    <w:p>
+      <w:pPr/>
+      <w:r>
+        <w:rPr>
+          <w:lang w:val="pt_PT" w:bidi="pt_PT"/>
+        </w:rPr>
+      </w:r>
+      <w:r>
+        <w:rPr>
+          <w:lang w:val="pt_PT" w:bidi="pt_PT"/>
+        </w:rPr>
         <w:t xml:space="preserve">Todas as sociedades são responsabilizadas por pecados como os de Edom (veja, e.g., os oráculos contra os vizinhos de Israel em </w:t>
       </w:r>
       <w:hyperlink r:id="rId54">
         <w:r>
+          <w:rPr>
+            <w:lang w:val="pt_PT" w:bidi="pt_PT"/>
+          </w:rPr>
           <w:rPr>
             <w:color w:val="0000EE"/>
             <w:u w:val="single"/>
@@ -949,10 +1648,16 @@
         </w:r>
       </w:hyperlink>
       <w:r>
+        <w:rPr>
+          <w:lang w:val="pt_PT" w:bidi="pt_PT"/>
+        </w:rPr>
         <w:t>). Entre os pecados que os edomitas cometeram contra Judá estavam compartilhar com os babilônios no saque da terra (</w:t>
       </w:r>
       <w:hyperlink r:id="rId55">
         <w:r>
+          <w:rPr>
+            <w:lang w:val="pt_PT" w:bidi="pt_PT"/>
+          </w:rPr>
           <w:rPr>
             <w:color w:val="0000EE"/>
             <w:u w:val="single"/>
@@ -961,10 +1666,16 @@
         </w:r>
       </w:hyperlink>
       <w:r>
+        <w:rPr>
+          <w:lang w:val="pt_PT" w:bidi="pt_PT"/>
+        </w:rPr>
         <w:t>) e matar ou repatriar os fugitivos de Judá (</w:t>
       </w:r>
       <w:hyperlink r:id="rId56">
         <w:r>
+          <w:rPr>
+            <w:lang w:val="pt_PT" w:bidi="pt_PT"/>
+          </w:rPr>
           <w:rPr>
             <w:color w:val="0000EE"/>
             <w:u w:val="single"/>
@@ -973,48 +1684,90 @@
         </w:r>
       </w:hyperlink>
       <w:r>
+        <w:rPr>
+          <w:lang w:val="pt_PT" w:bidi="pt_PT"/>
+        </w:rPr>
         <w:t>).</w:t>
       </w:r>
-      <w:r/>
-      <w:r/>
-    </w:p>
-    <w:p>
-      <w:r/>
+      <w:r>
+        <w:rPr>
+          <w:lang w:val="pt_PT" w:bidi="pt_PT"/>
+        </w:rPr>
+      </w:r>
+      <w:r>
+        <w:rPr>
+          <w:lang w:val="pt_PT" w:bidi="pt_PT"/>
+        </w:rPr>
+      </w:r>
+    </w:p>
+    <w:p>
+      <w:pPr/>
+      <w:r>
+        <w:rPr>
+          <w:lang w:val="pt_PT" w:bidi="pt_PT"/>
+        </w:rPr>
+      </w:r>
     </w:p>
     <w:p>
       <w:pPr>
         <w:pStyle w:val="Heading2"/>
       </w:pPr>
       <w:r>
+        <w:rPr>
+          <w:lang w:val="pt_PT" w:bidi="pt_PT"/>
+        </w:rPr>
         <w:t>Obadias 1.15</w:t>
       </w:r>
-      <w:r/>
-    </w:p>
-    <w:p>
-      <w:r/>
-      <w:r>
+      <w:r>
+        <w:rPr>
+          <w:lang w:val="pt_PT" w:bidi="pt_PT"/>
+        </w:rPr>
+      </w:r>
+    </w:p>
+    <w:p>
+      <w:pPr/>
+      <w:r>
+        <w:rPr>
+          <w:lang w:val="pt_PT" w:bidi="pt_PT"/>
+        </w:rPr>
+      </w:r>
+      <w:r>
+        <w:rPr>
+          <w:lang w:val="pt_PT" w:bidi="pt_PT"/>
+        </w:rPr>
         <w:t xml:space="preserve">Está chegando o dia em que eu vou julgar (literalmente </w:t>
       </w:r>
       <w:r>
         <w:rPr>
           <w:i/>
+          <w:lang w:val="pt_PT" w:bidi="pt_PT"/>
         </w:rPr>
         <w:t>o dia do</w:t>
       </w:r>
       <w:r>
+        <w:rPr>
+          <w:lang w:val="pt_PT" w:bidi="pt_PT"/>
+        </w:rPr>
         <w:t xml:space="preserve"> Senhor</w:t>
       </w:r>
       <w:r>
         <w:rPr>
           <w:i/>
+          <w:lang w:val="pt_PT" w:bidi="pt_PT"/>
         </w:rPr>
         <w:t xml:space="preserve"> está próximo</w:t>
       </w:r>
       <w:r>
+        <w:rPr>
+          <w:lang w:val="pt_PT" w:bidi="pt_PT"/>
+        </w:rPr>
         <w:t xml:space="preserve">): Embora o dia do Senhor fosse às vezes um evento temporal (e.g., a destruição iminente de Edom; a praga de gafanhotos de Joel, </w:t>
       </w:r>
       <w:hyperlink r:id="rId57">
         <w:r>
+          <w:rPr>
+            <w:lang w:val="pt_PT" w:bidi="pt_PT"/>
+          </w:rPr>
           <w:rPr>
             <w:color w:val="0000EE"/>
             <w:u w:val="single"/>
@@ -1023,39 +1776,77 @@
         </w:r>
       </w:hyperlink>
       <w:r>
+        <w:rPr>
+          <w:lang w:val="pt_PT" w:bidi="pt_PT"/>
+        </w:rPr>
         <w:t>), em sua forma final, esse dia abrange a retribuição final de Deus sobre todas as nações ímpias. • Será feito com vocês: Para aqueles que experimentam o julgamento, suas ações malignas moldam seu castigo.</w:t>
       </w:r>
-      <w:r/>
-      <w:r/>
-    </w:p>
-    <w:p>
-      <w:r/>
+      <w:r>
+        <w:rPr>
+          <w:lang w:val="pt_PT" w:bidi="pt_PT"/>
+        </w:rPr>
+      </w:r>
+      <w:r>
+        <w:rPr>
+          <w:lang w:val="pt_PT" w:bidi="pt_PT"/>
+        </w:rPr>
+      </w:r>
+    </w:p>
+    <w:p>
+      <w:pPr/>
+      <w:r>
+        <w:rPr>
+          <w:lang w:val="pt_PT" w:bidi="pt_PT"/>
+        </w:rPr>
+      </w:r>
     </w:p>
     <w:p>
       <w:pPr>
         <w:pStyle w:val="Heading2"/>
       </w:pPr>
       <w:r>
+        <w:rPr>
+          <w:lang w:val="pt_PT" w:bidi="pt_PT"/>
+        </w:rPr>
         <w:t>Obadias 1.15–18</w:t>
       </w:r>
-      <w:r/>
-    </w:p>
-    <w:p>
-      <w:r/>
-      <w:r>
+      <w:r>
+        <w:rPr>
+          <w:lang w:val="pt_PT" w:bidi="pt_PT"/>
+        </w:rPr>
+      </w:r>
+    </w:p>
+    <w:p>
+      <w:pPr/>
+      <w:r>
+        <w:rPr>
+          <w:lang w:val="pt_PT" w:bidi="pt_PT"/>
+        </w:rPr>
+      </w:r>
+      <w:r>
+        <w:rPr>
+          <w:lang w:val="pt_PT" w:bidi="pt_PT"/>
+        </w:rPr>
         <w:t>A lei da retribuição (</w:t>
       </w:r>
       <w:r>
         <w:rPr>
           <w:i/>
+          <w:lang w:val="pt_PT" w:bidi="pt_PT"/>
         </w:rPr>
         <w:t>lex talionis</w:t>
       </w:r>
       <w:r>
+        <w:rPr>
+          <w:lang w:val="pt_PT" w:bidi="pt_PT"/>
+        </w:rPr>
         <w:t xml:space="preserve">) diz que colhemos o que plantamos. A traição de Edom, agravada por seu orgulho, seria mais do que devolvida quando o cálice da vingança chegasse aos seus lábios. A justiça traria libertação para Israel e punição para Edom (veja também </w:t>
       </w:r>
       <w:hyperlink r:id="rId30">
         <w:r>
+          <w:rPr>
+            <w:lang w:val="pt_PT" w:bidi="pt_PT"/>
+          </w:rPr>
           <w:rPr>
             <w:color w:val="0000EE"/>
             <w:u w:val="single"/>
@@ -1064,10 +1855,16 @@
         </w:r>
       </w:hyperlink>
       <w:r>
+        <w:rPr>
+          <w:lang w:val="pt_PT" w:bidi="pt_PT"/>
+        </w:rPr>
         <w:t xml:space="preserve">; </w:t>
       </w:r>
       <w:hyperlink r:id="rId36">
         <w:r>
+          <w:rPr>
+            <w:lang w:val="pt_PT" w:bidi="pt_PT"/>
+          </w:rPr>
           <w:rPr>
             <w:color w:val="0000EE"/>
             <w:u w:val="single"/>
@@ -1076,10 +1873,16 @@
         </w:r>
       </w:hyperlink>
       <w:r>
+        <w:rPr>
+          <w:lang w:val="pt_PT" w:bidi="pt_PT"/>
+        </w:rPr>
         <w:t xml:space="preserve">; </w:t>
       </w:r>
       <w:hyperlink r:id="rId58">
         <w:r>
+          <w:rPr>
+            <w:lang w:val="pt_PT" w:bidi="pt_PT"/>
+          </w:rPr>
           <w:rPr>
             <w:color w:val="0000EE"/>
             <w:u w:val="single"/>
@@ -1088,30 +1891,64 @@
         </w:r>
       </w:hyperlink>
       <w:r>
+        <w:rPr>
+          <w:lang w:val="pt_PT" w:bidi="pt_PT"/>
+        </w:rPr>
         <w:t>).</w:t>
       </w:r>
-      <w:r/>
-      <w:r/>
-    </w:p>
-    <w:p>
-      <w:r/>
+      <w:r>
+        <w:rPr>
+          <w:lang w:val="pt_PT" w:bidi="pt_PT"/>
+        </w:rPr>
+      </w:r>
+      <w:r>
+        <w:rPr>
+          <w:lang w:val="pt_PT" w:bidi="pt_PT"/>
+        </w:rPr>
+      </w:r>
+    </w:p>
+    <w:p>
+      <w:pPr/>
+      <w:r>
+        <w:rPr>
+          <w:lang w:val="pt_PT" w:bidi="pt_PT"/>
+        </w:rPr>
+      </w:r>
     </w:p>
     <w:p>
       <w:pPr>
         <w:pStyle w:val="Heading2"/>
       </w:pPr>
       <w:r>
+        <w:rPr>
+          <w:lang w:val="pt_PT" w:bidi="pt_PT"/>
+        </w:rPr>
         <w:t>Obadias 1.17</w:t>
       </w:r>
-      <w:r/>
-    </w:p>
-    <w:p>
-      <w:r/>
-      <w:r>
+      <w:r>
+        <w:rPr>
+          <w:lang w:val="pt_PT" w:bidi="pt_PT"/>
+        </w:rPr>
+      </w:r>
+    </w:p>
+    <w:p>
+      <w:pPr/>
+      <w:r>
+        <w:rPr>
+          <w:lang w:val="pt_PT" w:bidi="pt_PT"/>
+        </w:rPr>
+      </w:r>
+      <w:r>
+        <w:rPr>
+          <w:lang w:val="pt_PT" w:bidi="pt_PT"/>
+        </w:rPr>
         <w:t xml:space="preserve">Jerusalém se tornaria um refúgio para aqueles que escapassem. Um remanescente de Judá permaneceu em Jerusalém (veja </w:t>
       </w:r>
       <w:hyperlink r:id="rId59">
         <w:r>
+          <w:rPr>
+            <w:lang w:val="pt_PT" w:bidi="pt_PT"/>
+          </w:rPr>
           <w:rPr>
             <w:color w:val="0000EE"/>
             <w:u w:val="single"/>
@@ -1120,10 +1957,16 @@
         </w:r>
       </w:hyperlink>
       <w:r>
+        <w:rPr>
+          <w:lang w:val="pt_PT" w:bidi="pt_PT"/>
+        </w:rPr>
         <w:t>). O monte de refúgio do Senhor contrasta fortemente com as fortalezas falidas de Edom. • a terra que eu lhe dei: A terra que Deus deu a Abraão (</w:t>
       </w:r>
       <w:hyperlink r:id="rId60">
         <w:r>
+          <w:rPr>
+            <w:lang w:val="pt_PT" w:bidi="pt_PT"/>
+          </w:rPr>
           <w:rPr>
             <w:color w:val="0000EE"/>
             <w:u w:val="single"/>
@@ -1132,10 +1975,16 @@
         </w:r>
       </w:hyperlink>
       <w:r>
+        <w:rPr>
+          <w:lang w:val="pt_PT" w:bidi="pt_PT"/>
+        </w:rPr>
         <w:t>) seria devolvida aos seus descendentes em perpetuidade. • o povo de Israel: Esta promessa de retorno para o povo de Judá, mas não para os edomitas, foi retomada pelo profeta Malaquias (</w:t>
       </w:r>
       <w:hyperlink r:id="rId61">
         <w:r>
+          <w:rPr>
+            <w:lang w:val="pt_PT" w:bidi="pt_PT"/>
+          </w:rPr>
           <w:rPr>
             <w:color w:val="0000EE"/>
             <w:u w:val="single"/>
@@ -1144,50 +1993,112 @@
         </w:r>
       </w:hyperlink>
       <w:r>
+        <w:rPr>
+          <w:lang w:val="pt_PT" w:bidi="pt_PT"/>
+        </w:rPr>
         <w:t>).</w:t>
       </w:r>
-      <w:r/>
-      <w:r/>
-    </w:p>
-    <w:p>
-      <w:r/>
+      <w:r>
+        <w:rPr>
+          <w:lang w:val="pt_PT" w:bidi="pt_PT"/>
+        </w:rPr>
+      </w:r>
+      <w:r>
+        <w:rPr>
+          <w:lang w:val="pt_PT" w:bidi="pt_PT"/>
+        </w:rPr>
+      </w:r>
+    </w:p>
+    <w:p>
+      <w:pPr/>
+      <w:r>
+        <w:rPr>
+          <w:lang w:val="pt_PT" w:bidi="pt_PT"/>
+        </w:rPr>
+      </w:r>
     </w:p>
     <w:p>
       <w:pPr>
         <w:pStyle w:val="Heading2"/>
       </w:pPr>
       <w:r>
+        <w:rPr>
+          <w:lang w:val="pt_PT" w:bidi="pt_PT"/>
+        </w:rPr>
         <w:t>Obadias 1.18</w:t>
       </w:r>
-      <w:r/>
-    </w:p>
-    <w:p>
-      <w:r/>
-      <w:r>
+      <w:r>
+        <w:rPr>
+          <w:lang w:val="pt_PT" w:bidi="pt_PT"/>
+        </w:rPr>
+      </w:r>
+    </w:p>
+    <w:p>
+      <w:pPr/>
+      <w:r>
+        <w:rPr>
+          <w:lang w:val="pt_PT" w:bidi="pt_PT"/>
+        </w:rPr>
+      </w:r>
+      <w:r>
+        <w:rPr>
+          <w:lang w:val="pt_PT" w:bidi="pt_PT"/>
+        </w:rPr>
         <w:t>O princípio da retribuição é expresso na imagem vívida de um fogo ardente que queima Edom até a extinção. As cidades edomitas foram queimadas pelo rei babilônico Nabonido em 553 a.C..</w:t>
       </w:r>
-      <w:r/>
-      <w:r/>
-    </w:p>
-    <w:p>
-      <w:r/>
+      <w:r>
+        <w:rPr>
+          <w:lang w:val="pt_PT" w:bidi="pt_PT"/>
+        </w:rPr>
+      </w:r>
+      <w:r>
+        <w:rPr>
+          <w:lang w:val="pt_PT" w:bidi="pt_PT"/>
+        </w:rPr>
+      </w:r>
+    </w:p>
+    <w:p>
+      <w:pPr/>
+      <w:r>
+        <w:rPr>
+          <w:lang w:val="pt_PT" w:bidi="pt_PT"/>
+        </w:rPr>
+      </w:r>
     </w:p>
     <w:p>
       <w:pPr>
         <w:pStyle w:val="Heading2"/>
       </w:pPr>
       <w:r>
+        <w:rPr>
+          <w:lang w:val="pt_PT" w:bidi="pt_PT"/>
+        </w:rPr>
         <w:t>Obadias 1.19–20</w:t>
       </w:r>
-      <w:r/>
-    </w:p>
-    <w:p>
-      <w:r/>
-      <w:r>
+      <w:r>
+        <w:rPr>
+          <w:lang w:val="pt_PT" w:bidi="pt_PT"/>
+        </w:rPr>
+      </w:r>
+    </w:p>
+    <w:p>
+      <w:pPr/>
+      <w:r>
+        <w:rPr>
+          <w:lang w:val="pt_PT" w:bidi="pt_PT"/>
+        </w:rPr>
+      </w:r>
+      <w:r>
+        <w:rPr>
+          <w:lang w:val="pt_PT" w:bidi="pt_PT"/>
+        </w:rPr>
         <w:t xml:space="preserve">O povo de Deus vivendo no Neguebe, as encostas de Judá e Benjamim, (três regiões de Judá) possuiria territórios de seus vizinhos (Edom, as planícies dos Filisteus, Gileade). Israel restaurado recuperaria Efraim e Samaria (território perdido em 722–721 a.C. para a Assíria) e expandiria suas fronteiras para aquelas terras prometidas na conquista (as planícies dos Filisteus, a terra de Gileade, a costa Fenícia). Veja também </w:t>
       </w:r>
       <w:hyperlink r:id="rId62">
         <w:r>
+          <w:rPr>
+            <w:lang w:val="pt_PT" w:bidi="pt_PT"/>
+          </w:rPr>
           <w:rPr>
             <w:color w:val="0000EE"/>
             <w:u w:val="single"/>
@@ -1196,88 +2107,191 @@
         </w:r>
       </w:hyperlink>
       <w:r>
+        <w:rPr>
+          <w:lang w:val="pt_PT" w:bidi="pt_PT"/>
+        </w:rPr>
         <w:t>.</w:t>
       </w:r>
-      <w:r/>
-      <w:r/>
-    </w:p>
-    <w:p>
-      <w:r/>
+      <w:r>
+        <w:rPr>
+          <w:lang w:val="pt_PT" w:bidi="pt_PT"/>
+        </w:rPr>
+      </w:r>
+      <w:r>
+        <w:rPr>
+          <w:lang w:val="pt_PT" w:bidi="pt_PT"/>
+        </w:rPr>
+      </w:r>
+    </w:p>
+    <w:p>
+      <w:pPr/>
+      <w:r>
+        <w:rPr>
+          <w:lang w:val="pt_PT" w:bidi="pt_PT"/>
+        </w:rPr>
+      </w:r>
     </w:p>
     <w:p>
       <w:pPr>
         <w:pStyle w:val="Heading2"/>
       </w:pPr>
       <w:r>
+        <w:rPr>
+          <w:lang w:val="pt_PT" w:bidi="pt_PT"/>
+        </w:rPr>
         <w:t>Obadias 1.19–21</w:t>
       </w:r>
-      <w:r/>
-    </w:p>
-    <w:p>
-      <w:r/>
-      <w:r>
+      <w:r>
+        <w:rPr>
+          <w:lang w:val="pt_PT" w:bidi="pt_PT"/>
+        </w:rPr>
+      </w:r>
+    </w:p>
+    <w:p>
+      <w:pPr/>
+      <w:r>
+        <w:rPr>
+          <w:lang w:val="pt_PT" w:bidi="pt_PT"/>
+        </w:rPr>
+      </w:r>
+      <w:r>
+        <w:rPr>
+          <w:lang w:val="pt_PT" w:bidi="pt_PT"/>
+        </w:rPr>
         <w:t>A história culmina no dia em que o mundo inteiro pertencerá ao Senhor como seu reino. Esta mensagem encoraja o povo de Deus e adverte as nações que se esquecem de Deus.</w:t>
       </w:r>
-      <w:r/>
-      <w:r/>
-    </w:p>
-    <w:p>
-      <w:r/>
+      <w:r>
+        <w:rPr>
+          <w:lang w:val="pt_PT" w:bidi="pt_PT"/>
+        </w:rPr>
+      </w:r>
+      <w:r>
+        <w:rPr>
+          <w:lang w:val="pt_PT" w:bidi="pt_PT"/>
+        </w:rPr>
+      </w:r>
+    </w:p>
+    <w:p>
+      <w:pPr/>
+      <w:r>
+        <w:rPr>
+          <w:lang w:val="pt_PT" w:bidi="pt_PT"/>
+        </w:rPr>
+      </w:r>
     </w:p>
     <w:p>
       <w:pPr>
         <w:pStyle w:val="Heading2"/>
       </w:pPr>
       <w:r>
+        <w:rPr>
+          <w:lang w:val="pt_PT" w:bidi="pt_PT"/>
+        </w:rPr>
         <w:t>Obadias 1.20</w:t>
       </w:r>
-      <w:r/>
-    </w:p>
-    <w:p>
-      <w:r/>
-      <w:r>
+      <w:r>
+        <w:rPr>
+          <w:lang w:val="pt_PT" w:bidi="pt_PT"/>
+        </w:rPr>
+      </w:r>
+    </w:p>
+    <w:p>
+      <w:pPr/>
+      <w:r>
+        <w:rPr>
+          <w:lang w:val="pt_PT" w:bidi="pt_PT"/>
+        </w:rPr>
+      </w:r>
+      <w:r>
+        <w:rPr>
+          <w:lang w:val="pt_PT" w:bidi="pt_PT"/>
+        </w:rPr>
         <w:t xml:space="preserve">No Norte: Do hebraico </w:t>
       </w:r>
       <w:r>
         <w:rPr>
           <w:i/>
+          <w:lang w:val="pt_PT" w:bidi="pt_PT"/>
         </w:rPr>
         <w:t>em Sefarade,</w:t>
       </w:r>
       <w:r>
+        <w:rPr>
+          <w:lang w:val="pt_PT" w:bidi="pt_PT"/>
+        </w:rPr>
         <w:t xml:space="preserve"> provavelmente uma colônia de exilados judeus na Ásia Menor que retornariam ao Neguebe. A cena corresponde a alguns eventos reais, mas vai além de qualquer movimento de refugiados em direção ao fim dos tempos.</w:t>
       </w:r>
-      <w:r/>
-      <w:r/>
-    </w:p>
-    <w:p>
-      <w:r/>
+      <w:r>
+        <w:rPr>
+          <w:lang w:val="pt_PT" w:bidi="pt_PT"/>
+        </w:rPr>
+      </w:r>
+      <w:r>
+        <w:rPr>
+          <w:lang w:val="pt_PT" w:bidi="pt_PT"/>
+        </w:rPr>
+      </w:r>
+    </w:p>
+    <w:p>
+      <w:pPr/>
+      <w:r>
+        <w:rPr>
+          <w:lang w:val="pt_PT" w:bidi="pt_PT"/>
+        </w:rPr>
+      </w:r>
     </w:p>
     <w:p>
       <w:pPr>
         <w:pStyle w:val="Heading2"/>
       </w:pPr>
       <w:r>
+        <w:rPr>
+          <w:lang w:val="pt_PT" w:bidi="pt_PT"/>
+        </w:rPr>
         <w:t>Obadias 1.21</w:t>
       </w:r>
-      <w:r/>
-    </w:p>
-    <w:p>
-      <w:r/>
-      <w:r>
+      <w:r>
+        <w:rPr>
+          <w:lang w:val="pt_PT" w:bidi="pt_PT"/>
+        </w:rPr>
+      </w:r>
+    </w:p>
+    <w:p>
+      <w:pPr/>
+      <w:r>
+        <w:rPr>
+          <w:lang w:val="pt_PT" w:bidi="pt_PT"/>
+        </w:rPr>
+      </w:r>
+      <w:r>
+        <w:rPr>
+          <w:lang w:val="pt_PT" w:bidi="pt_PT"/>
+        </w:rPr>
         <w:t xml:space="preserve">o Monte Sião: o povo de Deus subiria sua montanha sagrada para governar (ou </w:t>
       </w:r>
       <w:r>
         <w:rPr>
           <w:i/>
+          <w:lang w:val="pt_PT" w:bidi="pt_PT"/>
         </w:rPr>
         <w:t>julgar</w:t>
       </w:r>
       <w:r>
+        <w:rPr>
+          <w:lang w:val="pt_PT" w:bidi="pt_PT"/>
+        </w:rPr>
         <w:t>) as montanhas de seu antigo inimigo Edom como um prenúncio do vindouro Reino universal.</w:t>
       </w:r>
-      <w:r/>
-      <w:r/>
+      <w:r>
+        <w:rPr>
+          <w:lang w:val="pt_PT" w:bidi="pt_PT"/>
+        </w:rPr>
+      </w:r>
+      <w:r>
+        <w:rPr>
+          <w:lang w:val="pt_PT" w:bidi="pt_PT"/>
+        </w:rPr>
+      </w:r>
     </w:p>
     <w:sectPr>
       <w:footnotePr>
@@ -3179,7 +4193,7 @@
     <w:rPrDefault>
       <w:rPr>
         <w:rFonts w:ascii="Times New Roman" w:eastAsia="Times New Roman" w:hAnsi="Times New Roman" w:cs="Times New Roman"/>
-        <w:lang w:val="en-US" w:eastAsia="en-US" w:bidi="ar-SA"/>
+        <w:lang w:val="pt_PT" w:eastAsia="en-US" w:bidi="ar-SA"/>
       </w:rPr>
     </w:rPrDefault>
     <w:pPrDefault/>

--- a/por/docx/31.content.docx
+++ b/por/docx/31.content.docx
@@ -28,22 +28,6 @@
       </w:r>
     </w:p>
     <w:p>
-      <w:pPr>
-        <w:pStyle w:val="Heading2"/>
-      </w:pPr>
-      <w:r>
-        <w:rPr>
-          <w:lang w:val="pt_PT" w:bidi="pt_PT"/>
-        </w:rPr>
-        <w:t>License Information</w:t>
-      </w:r>
-      <w:r>
-        <w:rPr>
-          <w:lang w:val="pt_PT" w:bidi="pt_PT"/>
-        </w:rPr>
-      </w:r>
-    </w:p>
-    <w:p>
       <w:pPr/>
       <w:r>
         <w:rPr>
@@ -55,19 +39,21 @@
           <w:b/>
           <w:lang w:val="pt_PT" w:bidi="pt_PT"/>
         </w:rPr>
-        <w:t>Notas de Estudo (Tyndale)</w:t>
-      </w:r>
-      <w:r>
-        <w:rPr>
-          <w:lang w:val="pt_PT" w:bidi="pt_PT"/>
-        </w:rPr>
-        <w:t xml:space="preserve"> (Portuguese) is based on</w:t>
-      </w:r>
-      <w:r>
-        <w:rPr>
-          <w:lang w:val="pt_PT" w:bidi="pt_PT"/>
-        </w:rPr>
-        <w:t xml:space="preserve">: </w:t>
+        <w:t>Aquifer Open Study Notes</w:t>
+      </w:r>
+    </w:p>
+    <w:p>
+      <w:pPr/>
+      <w:r>
+        <w:rPr>
+          <w:lang w:val="pt_PT" w:bidi="pt_PT"/>
+        </w:rPr>
+      </w:r>
+      <w:r>
+        <w:rPr>
+          <w:lang w:val="pt_PT" w:bidi="pt_PT"/>
+        </w:rPr>
+        <w:t xml:space="preserve">This work is an adaptation of </w:t>
       </w:r>
       <w:r>
         <w:rPr>
@@ -79,48 +65,19 @@
         <w:rPr>
           <w:lang w:val="pt_PT" w:bidi="pt_PT"/>
         </w:rPr>
-        <w:t xml:space="preserve">, </w:t>
-      </w:r>
-      <w:hyperlink r:id="rId13">
-        <w:r>
-          <w:rPr>
-            <w:lang w:val="pt_PT" w:bidi="pt_PT"/>
-          </w:rPr>
-          <w:rPr>
-            <w:color w:val="0000EE"/>
-            <w:u w:val="single"/>
-          </w:rPr>
-          <w:t>Tyndale House Publishers</w:t>
-        </w:r>
-      </w:hyperlink>
-      <w:r>
-        <w:rPr>
-          <w:lang w:val="pt_PT" w:bidi="pt_PT"/>
-        </w:rPr>
-        <w:t xml:space="preserve">, 2019, which is licensed under a </w:t>
-      </w:r>
-      <w:hyperlink r:id="rId14">
-        <w:r>
-          <w:rPr>
-            <w:lang w:val="pt_PT" w:bidi="pt_PT"/>
-          </w:rPr>
-          <w:rPr>
-            <w:color w:val="0000EE"/>
-            <w:u w:val="single"/>
-          </w:rPr>
-          <w:t>CC BY-SA 4.0 license</w:t>
-        </w:r>
-      </w:hyperlink>
-      <w:r>
-        <w:rPr>
-          <w:lang w:val="pt_PT" w:bidi="pt_PT"/>
-        </w:rPr>
-        <w:t>.</w:t>
-      </w:r>
-      <w:r>
-        <w:rPr>
-          <w:lang w:val="pt_PT" w:bidi="pt_PT"/>
-        </w:rPr>
+        <w:t xml:space="preserve"> © 2023 Tyndale House Publishers, licensed under the CC BY-SA 4.0 license. The adaptation, </w:t>
+      </w:r>
+      <w:r>
+        <w:rPr>
+          <w:lang w:val="pt_PT" w:bidi="pt_PT"/>
+        </w:rPr>
+        <w:t>Aquifer Open Study Notes</w:t>
+      </w:r>
+      <w:r>
+        <w:rPr>
+          <w:lang w:val="pt_PT" w:bidi="pt_PT"/>
+        </w:rPr>
+        <w:t>, was created by Mission Mutual and is also licensed under CC BY-SA 4.0.</w:t>
       </w:r>
     </w:p>
     <w:p>
@@ -134,7 +91,7 @@
         <w:rPr>
           <w:lang w:val="pt_PT" w:bidi="pt_PT"/>
         </w:rPr>
-        <w:t>This PDF version is provided under the same license.</w:t>
+        <w:t>This resource has been adapted into multiple languages, including English, Tok Pisin, Arabic (عربي), French (Français), Hindi (हिंदी), Indonesian (Bahasa Indonesia), Portuguese (Português), Russian (Русский), Spanish (Español), Swahili (Kiswahili), and Simplified Chinese (简体中文).</w:t>
       </w:r>
       <w:r>
         <w:rPr>
@@ -296,7 +253,7 @@
         </w:rPr>
         <w:t>A palavra visão introduz um livro profético (</w:t>
       </w:r>
-      <w:hyperlink r:id="rId15">
+      <w:hyperlink r:id="rId13">
         <w:r>
           <w:rPr>
             <w:lang w:val="pt_PT" w:bidi="pt_PT"/>
@@ -314,7 +271,7 @@
         </w:rPr>
         <w:t xml:space="preserve">; </w:t>
       </w:r>
-      <w:hyperlink r:id="rId16">
+      <w:hyperlink r:id="rId14">
         <w:r>
           <w:rPr>
             <w:lang w:val="pt_PT" w:bidi="pt_PT"/>
@@ -332,7 +289,7 @@
         </w:rPr>
         <w:t>); essa palavra também define o que um profeta viu ou percebeu como uma palavra divina (</w:t>
       </w:r>
-      <w:hyperlink r:id="rId17">
+      <w:hyperlink r:id="rId15">
         <w:r>
           <w:rPr>
             <w:lang w:val="pt_PT" w:bidi="pt_PT"/>
@@ -350,7 +307,7 @@
         </w:rPr>
         <w:t xml:space="preserve">; </w:t>
       </w:r>
-      <w:hyperlink r:id="rId18">
+      <w:hyperlink r:id="rId16">
         <w:r>
           <w:rPr>
             <w:lang w:val="pt_PT" w:bidi="pt_PT"/>
@@ -368,7 +325,7 @@
         </w:rPr>
         <w:t>). Uma visão que não vinha do Senhor era falsa (</w:t>
       </w:r>
-      <w:hyperlink r:id="rId19">
+      <w:hyperlink r:id="rId17">
         <w:r>
           <w:rPr>
             <w:lang w:val="pt_PT" w:bidi="pt_PT"/>
@@ -386,7 +343,7 @@
         </w:rPr>
         <w:t xml:space="preserve">; </w:t>
       </w:r>
-      <w:hyperlink r:id="rId20">
+      <w:hyperlink r:id="rId18">
         <w:r>
           <w:rPr>
             <w:lang w:val="pt_PT" w:bidi="pt_PT"/>
@@ -404,7 +361,7 @@
         </w:rPr>
         <w:t>), a prova definitiva é sua falta de cumprimento (</w:t>
       </w:r>
-      <w:hyperlink r:id="rId21">
+      <w:hyperlink r:id="rId19">
         <w:r>
           <w:rPr>
             <w:lang w:val="pt_PT" w:bidi="pt_PT"/>
@@ -422,7 +379,7 @@
         </w:rPr>
         <w:t>). Em contraste, verdadeiras visões de eventos próximos ou distantes se concretizam (</w:t>
       </w:r>
-      <w:hyperlink r:id="rId22">
+      <w:hyperlink r:id="rId20">
         <w:r>
           <w:rPr>
             <w:lang w:val="pt_PT" w:bidi="pt_PT"/>
@@ -440,7 +397,7 @@
         </w:rPr>
         <w:t xml:space="preserve">; </w:t>
       </w:r>
-      <w:hyperlink r:id="rId23">
+      <w:hyperlink r:id="rId21">
         <w:r>
           <w:rPr>
             <w:lang w:val="pt_PT" w:bidi="pt_PT"/>
@@ -458,7 +415,7 @@
         </w:rPr>
         <w:t xml:space="preserve">). Visões proféticas surgiram de várias formas (sonhos, experiências extra-sensoriais; e.g., </w:t>
       </w:r>
-      <w:hyperlink r:id="rId24">
+      <w:hyperlink r:id="rId22">
         <w:r>
           <w:rPr>
             <w:lang w:val="pt_PT" w:bidi="pt_PT"/>
@@ -476,7 +433,7 @@
         </w:rPr>
         <w:t>). A ausência de visões é um marco de abandono divino (</w:t>
       </w:r>
-      <w:hyperlink r:id="rId25">
+      <w:hyperlink r:id="rId23">
         <w:r>
           <w:rPr>
             <w:lang w:val="pt_PT" w:bidi="pt_PT"/>
@@ -494,7 +451,7 @@
         </w:rPr>
         <w:t xml:space="preserve">; </w:t>
       </w:r>
-      <w:hyperlink r:id="rId26">
+      <w:hyperlink r:id="rId24">
         <w:r>
           <w:rPr>
             <w:lang w:val="pt_PT" w:bidi="pt_PT"/>
@@ -512,7 +469,7 @@
         </w:rPr>
         <w:t xml:space="preserve">; </w:t>
       </w:r>
-      <w:hyperlink r:id="rId27">
+      <w:hyperlink r:id="rId25">
         <w:r>
           <w:rPr>
             <w:lang w:val="pt_PT" w:bidi="pt_PT"/>
@@ -530,7 +487,7 @@
         </w:rPr>
         <w:t>). • Senhor Deus é um dos vários nomes para o Deus de Israel. • Obadias era um nome hebraico comum que significava “servo do Senhor.” O profeta Obadias é desconhecido fora deste livro. • Um mensageiro foi enviado às nações: Nas guerras do passado, aliados seriam contatados para se juntar a uma coalizão militar para punir um inimigo ou defender contra um ataque. Aqui o Soberano Senhor convoca as nações para corrigir o orgulho maligno de Edom. • Vamos lutar contra: Esta é uma coalizão voluntária, embora ironicamente, eles serão punidos mais tarde por seus próprios atos malignos (</w:t>
       </w:r>
-      <w:hyperlink r:id="rId28">
+      <w:hyperlink r:id="rId26">
         <w:r>
           <w:rPr>
             <w:lang w:val="pt_PT" w:bidi="pt_PT"/>
@@ -596,7 +553,7 @@
         </w:rPr>
         <w:t>Eu vou fazer de você uma nação fraca: Diversas mensagens de julgamento repetem os pecados específicos de Edom contra Israel (</w:t>
       </w:r>
-      <w:hyperlink r:id="rId29">
+      <w:hyperlink r:id="rId27">
         <w:r>
           <w:rPr>
             <w:lang w:val="pt_PT" w:bidi="pt_PT"/>
@@ -614,7 +571,7 @@
         </w:rPr>
         <w:t xml:space="preserve">; </w:t>
       </w:r>
-      <w:hyperlink r:id="rId30">
+      <w:hyperlink r:id="rId28">
         <w:r>
           <w:rPr>
             <w:lang w:val="pt_PT" w:bidi="pt_PT"/>
@@ -632,7 +589,7 @@
         </w:rPr>
         <w:t xml:space="preserve">; </w:t>
       </w:r>
-      <w:hyperlink r:id="rId31">
+      <w:hyperlink r:id="rId29">
         <w:r>
           <w:rPr>
             <w:lang w:val="pt_PT" w:bidi="pt_PT"/>
@@ -650,7 +607,7 @@
         </w:rPr>
         <w:t xml:space="preserve">; </w:t>
       </w:r>
-      <w:hyperlink r:id="rId32">
+      <w:hyperlink r:id="rId30">
         <w:r>
           <w:rPr>
             <w:lang w:val="pt_PT" w:bidi="pt_PT"/>
@@ -668,7 +625,7 @@
         </w:rPr>
         <w:t>;). Edom frequentemente aparece entre as nações que se opuseram a Israel e ao Senhor (</w:t>
       </w:r>
-      <w:hyperlink r:id="rId33">
+      <w:hyperlink r:id="rId31">
         <w:r>
           <w:rPr>
             <w:lang w:val="pt_PT" w:bidi="pt_PT"/>
@@ -686,7 +643,7 @@
         </w:rPr>
         <w:t xml:space="preserve">; </w:t>
       </w:r>
-      <w:hyperlink r:id="rId34">
+      <w:hyperlink r:id="rId32">
         <w:r>
           <w:rPr>
             <w:lang w:val="pt_PT" w:bidi="pt_PT"/>
@@ -704,7 +661,7 @@
         </w:rPr>
         <w:t xml:space="preserve">; </w:t>
       </w:r>
-      <w:hyperlink r:id="rId35">
+      <w:hyperlink r:id="rId33">
         <w:r>
           <w:rPr>
             <w:lang w:val="pt_PT" w:bidi="pt_PT"/>
@@ -722,7 +679,7 @@
         </w:rPr>
         <w:t>). • nação fraca... ninguém o respeitará: A topografia rochosa de Edom refletia o orgulho de Edom. A altura da fortaleza montanhosa que proporcionava sua segurança apenas enfatiza a altura da qual Edom cairia. Príncipes edomitas estavam entre os governantes arrogantes das nações (</w:t>
       </w:r>
-      <w:hyperlink r:id="rId36">
+      <w:hyperlink r:id="rId34">
         <w:r>
           <w:rPr>
             <w:lang w:val="pt_PT" w:bidi="pt_PT"/>
@@ -740,7 +697,7 @@
         </w:rPr>
         <w:t xml:space="preserve">; cf. </w:t>
       </w:r>
-      <w:hyperlink r:id="rId37">
+      <w:hyperlink r:id="rId35">
         <w:r>
           <w:rPr>
             <w:lang w:val="pt_PT" w:bidi="pt_PT"/>
@@ -758,7 +715,7 @@
         </w:rPr>
         <w:t xml:space="preserve">; </w:t>
       </w:r>
-      <w:hyperlink r:id="rId38">
+      <w:hyperlink r:id="rId36">
         <w:r>
           <w:rPr>
             <w:lang w:val="pt_PT" w:bidi="pt_PT"/>
@@ -824,7 +781,7 @@
         </w:rPr>
         <w:t>Os destruidores de Edom levariam tudo, ao contrário dos ladrões e saqueadores. Ladrões deixariam qualquer coisa que dificultasse uma fuga imediata e bem-sucedida; saqueadores sempre deixariam espigas para os pobres (</w:t>
       </w:r>
-      <w:hyperlink r:id="rId39">
+      <w:hyperlink r:id="rId37">
         <w:r>
           <w:rPr>
             <w:lang w:val="pt_PT" w:bidi="pt_PT"/>
@@ -842,7 +799,7 @@
         </w:rPr>
         <w:t xml:space="preserve">; cf. </w:t>
       </w:r>
-      <w:hyperlink r:id="rId40">
+      <w:hyperlink r:id="rId38">
         <w:r>
           <w:rPr>
             <w:lang w:val="pt_PT" w:bidi="pt_PT"/>
@@ -860,7 +817,7 @@
         </w:rPr>
         <w:t xml:space="preserve">; </w:t>
       </w:r>
-      <w:hyperlink r:id="rId41">
+      <w:hyperlink r:id="rId39">
         <w:r>
           <w:rPr>
             <w:lang w:val="pt_PT" w:bidi="pt_PT"/>
@@ -926,7 +883,7 @@
         </w:rPr>
         <w:t xml:space="preserve">Os babilônios destruíram completamente Jerusalém. Ao participar do saque, Edom merecia igual retribuição (veja </w:t>
       </w:r>
-      <w:hyperlink r:id="rId42">
+      <w:hyperlink r:id="rId40">
         <w:r>
           <w:rPr>
             <w:lang w:val="pt_PT" w:bidi="pt_PT"/>
@@ -992,7 +949,7 @@
         </w:rPr>
         <w:t>Edom: O texto hebraico usa o nome de Esaú, irmão de Jacó, indicando a violação de Edom de uma relação fraternal (</w:t>
       </w:r>
-      <w:hyperlink r:id="rId29">
+      <w:hyperlink r:id="rId27">
         <w:r>
           <w:rPr>
             <w:lang w:val="pt_PT" w:bidi="pt_PT"/>
@@ -1184,7 +1141,7 @@
         </w:rPr>
         <w:t xml:space="preserve"> ocorre doze vezes em </w:t>
       </w:r>
-      <w:hyperlink r:id="rId43">
+      <w:hyperlink r:id="rId41">
         <w:r>
           <w:rPr>
             <w:lang w:val="pt_PT" w:bidi="pt_PT"/>
@@ -1202,7 +1159,7 @@
         </w:rPr>
         <w:t xml:space="preserve">, frequentemente traduzida como “quando” ou “naquele dia”. O tempo referido em </w:t>
       </w:r>
-      <w:hyperlink r:id="rId44">
+      <w:hyperlink r:id="rId42">
         <w:r>
           <w:rPr>
             <w:lang w:val="pt_PT" w:bidi="pt_PT"/>
@@ -1220,7 +1177,7 @@
         </w:rPr>
         <w:t xml:space="preserve"> é o início do fim, quando Deus intervém para reverter a sorte do seu povo. • sábios... pessoa inteligente: Edom se orgulhava de sua tradição de sabedoria (cf. </w:t>
       </w:r>
-      <w:hyperlink r:id="rId45">
+      <w:hyperlink r:id="rId43">
         <w:r>
           <w:rPr>
             <w:lang w:val="pt_PT" w:bidi="pt_PT"/>
@@ -1286,7 +1243,7 @@
         </w:rPr>
         <w:t xml:space="preserve">Vocês maltrataram e mataram os seus irmãos... de Jacó: A base para a condenação de Edom é declarada em </w:t>
       </w:r>
-      <w:hyperlink r:id="rId46">
+      <w:hyperlink r:id="rId44">
         <w:r>
           <w:rPr>
             <w:lang w:val="pt_PT" w:bidi="pt_PT"/>
@@ -1304,7 +1261,7 @@
         </w:rPr>
         <w:t xml:space="preserve"> (cf. </w:t>
       </w:r>
-      <w:hyperlink r:id="rId33">
+      <w:hyperlink r:id="rId31">
         <w:r>
           <w:rPr>
             <w:lang w:val="pt_PT" w:bidi="pt_PT"/>
@@ -1322,7 +1279,7 @@
         </w:rPr>
         <w:t xml:space="preserve">; </w:t>
       </w:r>
-      <w:hyperlink r:id="rId30">
+      <w:hyperlink r:id="rId28">
         <w:r>
           <w:rPr>
             <w:lang w:val="pt_PT" w:bidi="pt_PT"/>
@@ -1340,7 +1297,7 @@
         </w:rPr>
         <w:t xml:space="preserve">; </w:t>
       </w:r>
-      <w:hyperlink r:id="rId47">
+      <w:hyperlink r:id="rId45">
         <w:r>
           <w:rPr>
             <w:lang w:val="pt_PT" w:bidi="pt_PT"/>
@@ -1358,7 +1315,7 @@
         </w:rPr>
         <w:t xml:space="preserve">; </w:t>
       </w:r>
-      <w:hyperlink r:id="rId48">
+      <w:hyperlink r:id="rId46">
         <w:r>
           <w:rPr>
             <w:lang w:val="pt_PT" w:bidi="pt_PT"/>
@@ -1376,7 +1333,7 @@
         </w:rPr>
         <w:t xml:space="preserve">) e ampliada em </w:t>
       </w:r>
-      <w:hyperlink r:id="rId49">
+      <w:hyperlink r:id="rId47">
         <w:r>
           <w:rPr>
             <w:lang w:val="pt_PT" w:bidi="pt_PT"/>
@@ -1442,7 +1399,7 @@
         </w:rPr>
         <w:t xml:space="preserve">Fora deste livro, nada específico é conhecido sobre o papel de Edom durante as várias invasões babilônicas de Judá (em 605, 597 e 586 a.C.). A responsabilidade para com o próximo é um requisito específico da lei de Deus (e.g., </w:t>
       </w:r>
-      <w:hyperlink r:id="rId50">
+      <w:hyperlink r:id="rId48">
         <w:r>
           <w:rPr>
             <w:lang w:val="pt_PT" w:bidi="pt_PT"/>
@@ -1460,7 +1417,7 @@
         </w:rPr>
         <w:t xml:space="preserve">; cp. </w:t>
       </w:r>
-      <w:hyperlink r:id="rId51">
+      <w:hyperlink r:id="rId49">
         <w:r>
           <w:rPr>
             <w:lang w:val="pt_PT" w:bidi="pt_PT"/>
@@ -1478,7 +1435,7 @@
         </w:rPr>
         <w:t>), especialmente quando há um “tratado de fraternidade” específico (</w:t>
       </w:r>
-      <w:hyperlink r:id="rId52">
+      <w:hyperlink r:id="rId50">
         <w:r>
           <w:rPr>
             <w:lang w:val="pt_PT" w:bidi="pt_PT"/>
@@ -1569,7 +1526,7 @@
         </w:rPr>
         <w:t xml:space="preserve"> cf. </w:t>
       </w:r>
-      <w:hyperlink r:id="rId53">
+      <w:hyperlink r:id="rId51">
         <w:r>
           <w:rPr>
             <w:lang w:val="pt_PT" w:bidi="pt_PT"/>
@@ -1635,7 +1592,7 @@
         </w:rPr>
         <w:t xml:space="preserve">Todas as sociedades são responsabilizadas por pecados como os de Edom (veja, e.g., os oráculos contra os vizinhos de Israel em </w:t>
       </w:r>
-      <w:hyperlink r:id="rId54">
+      <w:hyperlink r:id="rId52">
         <w:r>
           <w:rPr>
             <w:lang w:val="pt_PT" w:bidi="pt_PT"/>
@@ -1653,7 +1610,7 @@
         </w:rPr>
         <w:t>). Entre os pecados que os edomitas cometeram contra Judá estavam compartilhar com os babilônios no saque da terra (</w:t>
       </w:r>
-      <w:hyperlink r:id="rId55">
+      <w:hyperlink r:id="rId53">
         <w:r>
           <w:rPr>
             <w:lang w:val="pt_PT" w:bidi="pt_PT"/>
@@ -1671,7 +1628,7 @@
         </w:rPr>
         <w:t>) e matar ou repatriar os fugitivos de Judá (</w:t>
       </w:r>
-      <w:hyperlink r:id="rId56">
+      <w:hyperlink r:id="rId54">
         <w:r>
           <w:rPr>
             <w:lang w:val="pt_PT" w:bidi="pt_PT"/>
@@ -1763,7 +1720,7 @@
         </w:rPr>
         <w:t xml:space="preserve">): Embora o dia do Senhor fosse às vezes um evento temporal (e.g., a destruição iminente de Edom; a praga de gafanhotos de Joel, </w:t>
       </w:r>
-      <w:hyperlink r:id="rId57">
+      <w:hyperlink r:id="rId55">
         <w:r>
           <w:rPr>
             <w:lang w:val="pt_PT" w:bidi="pt_PT"/>
@@ -1842,7 +1799,7 @@
         </w:rPr>
         <w:t xml:space="preserve">) diz que colhemos o que plantamos. A traição de Edom, agravada por seu orgulho, seria mais do que devolvida quando o cálice da vingança chegasse aos seus lábios. A justiça traria libertação para Israel e punição para Edom (veja também </w:t>
       </w:r>
-      <w:hyperlink r:id="rId30">
+      <w:hyperlink r:id="rId28">
         <w:r>
           <w:rPr>
             <w:lang w:val="pt_PT" w:bidi="pt_PT"/>
@@ -1860,7 +1817,7 @@
         </w:rPr>
         <w:t xml:space="preserve">; </w:t>
       </w:r>
-      <w:hyperlink r:id="rId36">
+      <w:hyperlink r:id="rId34">
         <w:r>
           <w:rPr>
             <w:lang w:val="pt_PT" w:bidi="pt_PT"/>
@@ -1878,7 +1835,7 @@
         </w:rPr>
         <w:t xml:space="preserve">; </w:t>
       </w:r>
-      <w:hyperlink r:id="rId58">
+      <w:hyperlink r:id="rId56">
         <w:r>
           <w:rPr>
             <w:lang w:val="pt_PT" w:bidi="pt_PT"/>
@@ -1944,7 +1901,7 @@
         </w:rPr>
         <w:t xml:space="preserve">Jerusalém se tornaria um refúgio para aqueles que escapassem. Um remanescente de Judá permaneceu em Jerusalém (veja </w:t>
       </w:r>
-      <w:hyperlink r:id="rId59">
+      <w:hyperlink r:id="rId57">
         <w:r>
           <w:rPr>
             <w:lang w:val="pt_PT" w:bidi="pt_PT"/>
@@ -1962,7 +1919,7 @@
         </w:rPr>
         <w:t>). O monte de refúgio do Senhor contrasta fortemente com as fortalezas falidas de Edom. • a terra que eu lhe dei: A terra que Deus deu a Abraão (</w:t>
       </w:r>
-      <w:hyperlink r:id="rId60">
+      <w:hyperlink r:id="rId58">
         <w:r>
           <w:rPr>
             <w:lang w:val="pt_PT" w:bidi="pt_PT"/>
@@ -1980,7 +1937,7 @@
         </w:rPr>
         <w:t>) seria devolvida aos seus descendentes em perpetuidade. • o povo de Israel: Esta promessa de retorno para o povo de Judá, mas não para os edomitas, foi retomada pelo profeta Malaquias (</w:t>
       </w:r>
-      <w:hyperlink r:id="rId61">
+      <w:hyperlink r:id="rId59">
         <w:r>
           <w:rPr>
             <w:lang w:val="pt_PT" w:bidi="pt_PT"/>
@@ -2094,7 +2051,7 @@
         </w:rPr>
         <w:t xml:space="preserve">O povo de Deus vivendo no Neguebe, as encostas de Judá e Benjamim, (três regiões de Judá) possuiria territórios de seus vizinhos (Edom, as planícies dos Filisteus, Gileade). Israel restaurado recuperaria Efraim e Samaria (território perdido em 722–721 a.C. para a Assíria) e expandiria suas fronteiras para aquelas terras prometidas na conquista (as planícies dos Filisteus, a terra de Gileade, a costa Fenícia). Veja também </w:t>
       </w:r>
-      <w:hyperlink r:id="rId62">
+      <w:hyperlink r:id="rId60">
         <w:r>
           <w:rPr>
             <w:lang w:val="pt_PT" w:bidi="pt_PT"/>

--- a/por/docx/31.content.docx
+++ b/por/docx/31.content.docx
@@ -163,13 +163,6 @@
         <w:rPr>
           <w:lang w:val="pt_PT" w:bidi="pt_PT"/>
         </w:rPr>
-      </w:r>
-      <w:r>
-        <w:rPr>
-          <w:i/>
-          <w:lang w:val="pt_PT" w:bidi="pt_PT"/>
-        </w:rPr>
-        <w:t>Obadias 1.1, Obadias 1.2–4, Obadias 1.5, Obadias 1.5–7, Obadias 1.6, Obadias 1.7, Obadias 1.8, Obadias 1.10–14, Obadias 1.11, Obadias 1.12, Obadias 1.12–14, Obadias 1.15, Obadias 1.15–18, Obadias 1.17, Obadias 1.18, Obadias 1.19–20, Obadias 1.19–21, Obadias 1.20, Obadias 1.21</w:t>
       </w:r>
       <w:r>
         <w:rPr>

--- a/por/docx/31.content.docx
+++ b/por/docx/31.content.docx
@@ -150,19 +150,6 @@
           <w:lang w:val="pt_PT" w:bidi="pt_PT"/>
         </w:rPr>
         <w:t>OBA</w:t>
-      </w:r>
-      <w:r>
-        <w:rPr>
-          <w:lang w:val="pt_PT" w:bidi="pt_PT"/>
-        </w:rPr>
-      </w:r>
-    </w:p>
-    <w:p>
-      <w:pPr/>
-      <w:r>
-        <w:rPr>
-          <w:lang w:val="pt_PT" w:bidi="pt_PT"/>
-        </w:rPr>
       </w:r>
       <w:r>
         <w:rPr>

--- a/por/docx/31.content.docx
+++ b/por/docx/31.content.docx
@@ -19,7 +19,7 @@
         <w:rPr>
           <w:lang w:val="pt_PT" w:bidi="pt_PT"/>
         </w:rPr>
-        <w:t>Resource: Notas de Estudo (Tyndale)</w:t>
+        <w:t>Resource: Tyndale Open Study Notes</w:t>
       </w:r>
       <w:r>
         <w:rPr>
@@ -112,7 +112,7 @@
         <w:rPr>
           <w:lang w:val="pt_PT" w:bidi="pt_PT"/>
         </w:rPr>
-        <w:t>Notas de Estudo (Tyndale)</w:t>
+        <w:t>Tyndale Open Study Notes</w:t>
       </w:r>
     </w:p>
     <w:p>

--- a/por/docx/31.content.docx
+++ b/por/docx/31.content.docx
@@ -19,7 +19,7 @@
         <w:rPr>
           <w:lang w:val="pt_PT" w:bidi="pt_PT"/>
         </w:rPr>
-        <w:t>Resource: Tyndale Open Study Notes</w:t>
+        <w:t>Resource: Aquifer Open Study Notes</w:t>
       </w:r>
       <w:r>
         <w:rPr>
@@ -112,7 +112,7 @@
         <w:rPr>
           <w:lang w:val="pt_PT" w:bidi="pt_PT"/>
         </w:rPr>
-        <w:t>Tyndale Open Study Notes</w:t>
+        <w:t>Aquifer Open Study Notes</w:t>
       </w:r>
     </w:p>
     <w:p>

--- a/por/docx/31.content.docx
+++ b/por/docx/31.content.docx
@@ -233,252 +233,168 @@
         </w:rPr>
         <w:t>A palavra visão introduz um livro profético (</w:t>
       </w:r>
-      <w:hyperlink r:id="rId13">
-        <w:r>
-          <w:rPr>
-            <w:lang w:val="pt_PT" w:bidi="pt_PT"/>
-          </w:rPr>
-          <w:rPr>
-            <w:color w:val="0000EE"/>
-            <w:u w:val="single"/>
-          </w:rPr>
-          <w:t>Is 1.1</w:t>
-        </w:r>
-      </w:hyperlink>
+      <w:r>
+        <w:rPr>
+          <w:lang w:val="pt_PT" w:bidi="pt_PT"/>
+        </w:rPr>
+        <w:t>Is 1.1</w:t>
+      </w:r>
       <w:r>
         <w:rPr>
           <w:lang w:val="pt_PT" w:bidi="pt_PT"/>
         </w:rPr>
         <w:t xml:space="preserve">; </w:t>
       </w:r>
-      <w:hyperlink r:id="rId14">
-        <w:r>
-          <w:rPr>
-            <w:lang w:val="pt_PT" w:bidi="pt_PT"/>
-          </w:rPr>
-          <w:rPr>
-            <w:color w:val="0000EE"/>
-            <w:u w:val="single"/>
-          </w:rPr>
-          <w:t>Na 1.1</w:t>
-        </w:r>
-      </w:hyperlink>
+      <w:r>
+        <w:rPr>
+          <w:lang w:val="pt_PT" w:bidi="pt_PT"/>
+        </w:rPr>
+        <w:t>Na 1.1</w:t>
+      </w:r>
       <w:r>
         <w:rPr>
           <w:lang w:val="pt_PT" w:bidi="pt_PT"/>
         </w:rPr>
         <w:t>); essa palavra também define o que um profeta viu ou percebeu como uma palavra divina (</w:t>
       </w:r>
-      <w:hyperlink r:id="rId15">
-        <w:r>
-          <w:rPr>
-            <w:lang w:val="pt_PT" w:bidi="pt_PT"/>
-          </w:rPr>
-          <w:rPr>
-            <w:color w:val="0000EE"/>
-            <w:u w:val="single"/>
-          </w:rPr>
-          <w:t>Ez 12.26–27</w:t>
-        </w:r>
-      </w:hyperlink>
+      <w:r>
+        <w:rPr>
+          <w:lang w:val="pt_PT" w:bidi="pt_PT"/>
+        </w:rPr>
+        <w:t>Ez 12.26–27</w:t>
+      </w:r>
       <w:r>
         <w:rPr>
           <w:lang w:val="pt_PT" w:bidi="pt_PT"/>
         </w:rPr>
         <w:t xml:space="preserve">; </w:t>
       </w:r>
-      <w:hyperlink r:id="rId16">
-        <w:r>
-          <w:rPr>
-            <w:lang w:val="pt_PT" w:bidi="pt_PT"/>
-          </w:rPr>
-          <w:rPr>
-            <w:color w:val="0000EE"/>
-            <w:u w:val="single"/>
-          </w:rPr>
-          <w:t>Dn 8.1</w:t>
-        </w:r>
-      </w:hyperlink>
+      <w:r>
+        <w:rPr>
+          <w:lang w:val="pt_PT" w:bidi="pt_PT"/>
+        </w:rPr>
+        <w:t>Dn 8.1</w:t>
+      </w:r>
       <w:r>
         <w:rPr>
           <w:lang w:val="pt_PT" w:bidi="pt_PT"/>
         </w:rPr>
         <w:t>). Uma visão que não vinha do Senhor era falsa (</w:t>
       </w:r>
-      <w:hyperlink r:id="rId17">
-        <w:r>
-          <w:rPr>
-            <w:lang w:val="pt_PT" w:bidi="pt_PT"/>
-          </w:rPr>
-          <w:rPr>
-            <w:color w:val="0000EE"/>
-            <w:u w:val="single"/>
-          </w:rPr>
-          <w:t>Jr 14.14</w:t>
-        </w:r>
-      </w:hyperlink>
+      <w:r>
+        <w:rPr>
+          <w:lang w:val="pt_PT" w:bidi="pt_PT"/>
+        </w:rPr>
+        <w:t>Jr 14.14</w:t>
+      </w:r>
       <w:r>
         <w:rPr>
           <w:lang w:val="pt_PT" w:bidi="pt_PT"/>
         </w:rPr>
         <w:t xml:space="preserve">; </w:t>
       </w:r>
-      <w:hyperlink r:id="rId18">
-        <w:r>
-          <w:rPr>
-            <w:lang w:val="pt_PT" w:bidi="pt_PT"/>
-          </w:rPr>
-          <w:rPr>
-            <w:color w:val="0000EE"/>
-            <w:u w:val="single"/>
-          </w:rPr>
-          <w:t>23.16</w:t>
-        </w:r>
-      </w:hyperlink>
+      <w:r>
+        <w:rPr>
+          <w:lang w:val="pt_PT" w:bidi="pt_PT"/>
+        </w:rPr>
+        <w:t>23.16</w:t>
+      </w:r>
       <w:r>
         <w:rPr>
           <w:lang w:val="pt_PT" w:bidi="pt_PT"/>
         </w:rPr>
         <w:t>), a prova definitiva é sua falta de cumprimento (</w:t>
       </w:r>
-      <w:hyperlink r:id="rId19">
-        <w:r>
-          <w:rPr>
-            <w:lang w:val="pt_PT" w:bidi="pt_PT"/>
-          </w:rPr>
-          <w:rPr>
-            <w:color w:val="0000EE"/>
-            <w:u w:val="single"/>
-          </w:rPr>
-          <w:t>Ez 12.22–24</w:t>
-        </w:r>
-      </w:hyperlink>
+      <w:r>
+        <w:rPr>
+          <w:lang w:val="pt_PT" w:bidi="pt_PT"/>
+        </w:rPr>
+        <w:t>Ez 12.22–24</w:t>
+      </w:r>
       <w:r>
         <w:rPr>
           <w:lang w:val="pt_PT" w:bidi="pt_PT"/>
         </w:rPr>
         <w:t>). Em contraste, verdadeiras visões de eventos próximos ou distantes se concretizam (</w:t>
       </w:r>
-      <w:hyperlink r:id="rId20">
-        <w:r>
-          <w:rPr>
-            <w:lang w:val="pt_PT" w:bidi="pt_PT"/>
-          </w:rPr>
-          <w:rPr>
-            <w:color w:val="0000EE"/>
-            <w:u w:val="single"/>
-          </w:rPr>
-          <w:t>Ez 12.25</w:t>
-        </w:r>
-      </w:hyperlink>
+      <w:r>
+        <w:rPr>
+          <w:lang w:val="pt_PT" w:bidi="pt_PT"/>
+        </w:rPr>
+        <w:t>Ez 12.25</w:t>
+      </w:r>
       <w:r>
         <w:rPr>
           <w:lang w:val="pt_PT" w:bidi="pt_PT"/>
         </w:rPr>
         <w:t xml:space="preserve">; </w:t>
       </w:r>
-      <w:hyperlink r:id="rId21">
-        <w:r>
-          <w:rPr>
-            <w:lang w:val="pt_PT" w:bidi="pt_PT"/>
-          </w:rPr>
-          <w:rPr>
-            <w:color w:val="0000EE"/>
-            <w:u w:val="single"/>
-          </w:rPr>
-          <w:t>Hc 2.3</w:t>
-        </w:r>
-      </w:hyperlink>
+      <w:r>
+        <w:rPr>
+          <w:lang w:val="pt_PT" w:bidi="pt_PT"/>
+        </w:rPr>
+        <w:t>Hc 2.3</w:t>
+      </w:r>
       <w:r>
         <w:rPr>
           <w:lang w:val="pt_PT" w:bidi="pt_PT"/>
         </w:rPr>
         <w:t xml:space="preserve">). Visões proféticas surgiram de várias formas (sonhos, experiências extra-sensoriais; e.g., </w:t>
       </w:r>
-      <w:hyperlink r:id="rId22">
-        <w:r>
-          <w:rPr>
-            <w:lang w:val="pt_PT" w:bidi="pt_PT"/>
-          </w:rPr>
-          <w:rPr>
-            <w:color w:val="0000EE"/>
-            <w:u w:val="single"/>
-          </w:rPr>
-          <w:t>Dn 8.2</w:t>
-        </w:r>
-      </w:hyperlink>
+      <w:r>
+        <w:rPr>
+          <w:lang w:val="pt_PT" w:bidi="pt_PT"/>
+        </w:rPr>
+        <w:t>Dn 8.2</w:t>
+      </w:r>
       <w:r>
         <w:rPr>
           <w:lang w:val="pt_PT" w:bidi="pt_PT"/>
         </w:rPr>
         <w:t>). A ausência de visões é um marco de abandono divino (</w:t>
       </w:r>
-      <w:hyperlink r:id="rId23">
-        <w:r>
-          <w:rPr>
-            <w:lang w:val="pt_PT" w:bidi="pt_PT"/>
-          </w:rPr>
-          <w:rPr>
-            <w:color w:val="0000EE"/>
-            <w:u w:val="single"/>
-          </w:rPr>
-          <w:t>Lm 2.9</w:t>
-        </w:r>
-      </w:hyperlink>
+      <w:r>
+        <w:rPr>
+          <w:lang w:val="pt_PT" w:bidi="pt_PT"/>
+        </w:rPr>
+        <w:t>Lm 2.9</w:t>
+      </w:r>
       <w:r>
         <w:rPr>
           <w:lang w:val="pt_PT" w:bidi="pt_PT"/>
         </w:rPr>
         <w:t xml:space="preserve">; </w:t>
       </w:r>
-      <w:hyperlink r:id="rId24">
-        <w:r>
-          <w:rPr>
-            <w:lang w:val="pt_PT" w:bidi="pt_PT"/>
-          </w:rPr>
-          <w:rPr>
-            <w:color w:val="0000EE"/>
-            <w:u w:val="single"/>
-          </w:rPr>
-          <w:t>Ez 7.26</w:t>
-        </w:r>
-      </w:hyperlink>
+      <w:r>
+        <w:rPr>
+          <w:lang w:val="pt_PT" w:bidi="pt_PT"/>
+        </w:rPr>
+        <w:t>Ez 7.26</w:t>
+      </w:r>
       <w:r>
         <w:rPr>
           <w:lang w:val="pt_PT" w:bidi="pt_PT"/>
         </w:rPr>
         <w:t xml:space="preserve">; </w:t>
       </w:r>
-      <w:hyperlink r:id="rId25">
-        <w:r>
-          <w:rPr>
-            <w:lang w:val="pt_PT" w:bidi="pt_PT"/>
-          </w:rPr>
-          <w:rPr>
-            <w:color w:val="0000EE"/>
-            <w:u w:val="single"/>
-          </w:rPr>
-          <w:t>Mq 3.6</w:t>
-        </w:r>
-      </w:hyperlink>
+      <w:r>
+        <w:rPr>
+          <w:lang w:val="pt_PT" w:bidi="pt_PT"/>
+        </w:rPr>
+        <w:t>Mq 3.6</w:t>
+      </w:r>
       <w:r>
         <w:rPr>
           <w:lang w:val="pt_PT" w:bidi="pt_PT"/>
         </w:rPr>
         <w:t>). • Senhor Deus é um dos vários nomes para o Deus de Israel. • Obadias era um nome hebraico comum que significava “servo do Senhor.” O profeta Obadias é desconhecido fora deste livro. • Um mensageiro foi enviado às nações: Nas guerras do passado, aliados seriam contatados para se juntar a uma coalizão militar para punir um inimigo ou defender contra um ataque. Aqui o Soberano Senhor convoca as nações para corrigir o orgulho maligno de Edom. • Vamos lutar contra: Esta é uma coalizão voluntária, embora ironicamente, eles serão punidos mais tarde por seus próprios atos malignos (</w:t>
       </w:r>
-      <w:hyperlink r:id="rId26">
-        <w:r>
-          <w:rPr>
-            <w:lang w:val="pt_PT" w:bidi="pt_PT"/>
-          </w:rPr>
-          <w:rPr>
-            <w:color w:val="0000EE"/>
-            <w:u w:val="single"/>
-          </w:rPr>
-          <w:t>Ob 1.15–16</w:t>
-        </w:r>
-      </w:hyperlink>
+      <w:r>
+        <w:rPr>
+          <w:lang w:val="pt_PT" w:bidi="pt_PT"/>
+        </w:rPr>
+        <w:t>Ob 1.15–16</w:t>
+      </w:r>
       <w:r>
         <w:rPr>
           <w:lang w:val="pt_PT" w:bidi="pt_PT"/>
@@ -533,180 +449,120 @@
         </w:rPr>
         <w:t>Eu vou fazer de você uma nação fraca: Diversas mensagens de julgamento repetem os pecados específicos de Edom contra Israel (</w:t>
       </w:r>
-      <w:hyperlink r:id="rId27">
-        <w:r>
-          <w:rPr>
-            <w:lang w:val="pt_PT" w:bidi="pt_PT"/>
-          </w:rPr>
-          <w:rPr>
-            <w:color w:val="0000EE"/>
-            <w:u w:val="single"/>
-          </w:rPr>
-          <w:t>1.10–14</w:t>
-        </w:r>
-      </w:hyperlink>
+      <w:r>
+        <w:rPr>
+          <w:lang w:val="pt_PT" w:bidi="pt_PT"/>
+        </w:rPr>
+        <w:t>1.10–14</w:t>
+      </w:r>
       <w:r>
         <w:rPr>
           <w:lang w:val="pt_PT" w:bidi="pt_PT"/>
         </w:rPr>
         <w:t xml:space="preserve">; </w:t>
       </w:r>
-      <w:hyperlink r:id="rId28">
-        <w:r>
-          <w:rPr>
-            <w:lang w:val="pt_PT" w:bidi="pt_PT"/>
-          </w:rPr>
-          <w:rPr>
-            <w:color w:val="0000EE"/>
-            <w:u w:val="single"/>
-          </w:rPr>
-          <w:t>Jr 49.7–22</w:t>
-        </w:r>
-      </w:hyperlink>
+      <w:r>
+        <w:rPr>
+          <w:lang w:val="pt_PT" w:bidi="pt_PT"/>
+        </w:rPr>
+        <w:t>Jr 49.7–22</w:t>
+      </w:r>
       <w:r>
         <w:rPr>
           <w:lang w:val="pt_PT" w:bidi="pt_PT"/>
         </w:rPr>
         <w:t xml:space="preserve">; </w:t>
       </w:r>
-      <w:hyperlink r:id="rId29">
-        <w:r>
-          <w:rPr>
-            <w:lang w:val="pt_PT" w:bidi="pt_PT"/>
-          </w:rPr>
-          <w:rPr>
-            <w:color w:val="0000EE"/>
-            <w:u w:val="single"/>
-          </w:rPr>
-          <w:t>Ez 25.12–14</w:t>
-        </w:r>
-      </w:hyperlink>
+      <w:r>
+        <w:rPr>
+          <w:lang w:val="pt_PT" w:bidi="pt_PT"/>
+        </w:rPr>
+        <w:t>Ez 25.12–14</w:t>
+      </w:r>
       <w:r>
         <w:rPr>
           <w:lang w:val="pt_PT" w:bidi="pt_PT"/>
         </w:rPr>
         <w:t xml:space="preserve">; </w:t>
       </w:r>
-      <w:hyperlink r:id="rId30">
-        <w:r>
-          <w:rPr>
-            <w:lang w:val="pt_PT" w:bidi="pt_PT"/>
-          </w:rPr>
-          <w:rPr>
-            <w:color w:val="0000EE"/>
-            <w:u w:val="single"/>
-          </w:rPr>
-          <w:t>36.5</w:t>
-        </w:r>
-      </w:hyperlink>
+      <w:r>
+        <w:rPr>
+          <w:lang w:val="pt_PT" w:bidi="pt_PT"/>
+        </w:rPr>
+        <w:t>36.5</w:t>
+      </w:r>
       <w:r>
         <w:rPr>
           <w:lang w:val="pt_PT" w:bidi="pt_PT"/>
         </w:rPr>
         <w:t>;). Edom frequentemente aparece entre as nações que se opuseram a Israel e ao Senhor (</w:t>
       </w:r>
-      <w:hyperlink r:id="rId31">
-        <w:r>
-          <w:rPr>
-            <w:lang w:val="pt_PT" w:bidi="pt_PT"/>
-          </w:rPr>
-          <w:rPr>
-            <w:color w:val="0000EE"/>
-            <w:u w:val="single"/>
-          </w:rPr>
-          <w:t>Is 34</w:t>
-        </w:r>
-      </w:hyperlink>
+      <w:r>
+        <w:rPr>
+          <w:lang w:val="pt_PT" w:bidi="pt_PT"/>
+        </w:rPr>
+        <w:t>Is 34</w:t>
+      </w:r>
       <w:r>
         <w:rPr>
           <w:lang w:val="pt_PT" w:bidi="pt_PT"/>
         </w:rPr>
         <w:t xml:space="preserve">; </w:t>
       </w:r>
-      <w:hyperlink r:id="rId32">
-        <w:r>
-          <w:rPr>
-            <w:lang w:val="pt_PT" w:bidi="pt_PT"/>
-          </w:rPr>
-          <w:rPr>
-            <w:color w:val="0000EE"/>
-            <w:u w:val="single"/>
-          </w:rPr>
-          <w:t>Ez 35–36</w:t>
-        </w:r>
-      </w:hyperlink>
+      <w:r>
+        <w:rPr>
+          <w:lang w:val="pt_PT" w:bidi="pt_PT"/>
+        </w:rPr>
+        <w:t>Ez 35–36</w:t>
+      </w:r>
       <w:r>
         <w:rPr>
           <w:lang w:val="pt_PT" w:bidi="pt_PT"/>
         </w:rPr>
         <w:t xml:space="preserve">; </w:t>
       </w:r>
-      <w:hyperlink r:id="rId33">
-        <w:r>
-          <w:rPr>
-            <w:lang w:val="pt_PT" w:bidi="pt_PT"/>
-          </w:rPr>
-          <w:rPr>
-            <w:color w:val="0000EE"/>
-            <w:u w:val="single"/>
-          </w:rPr>
-          <w:t>Am 9.1–15</w:t>
-        </w:r>
-      </w:hyperlink>
+      <w:r>
+        <w:rPr>
+          <w:lang w:val="pt_PT" w:bidi="pt_PT"/>
+        </w:rPr>
+        <w:t>Am 9.1–15</w:t>
+      </w:r>
       <w:r>
         <w:rPr>
           <w:lang w:val="pt_PT" w:bidi="pt_PT"/>
         </w:rPr>
         <w:t>). • nação fraca... ninguém o respeitará: A topografia rochosa de Edom refletia o orgulho de Edom. A altura da fortaleza montanhosa que proporcionava sua segurança apenas enfatiza a altura da qual Edom cairia. Príncipes edomitas estavam entre os governantes arrogantes das nações (</w:t>
       </w:r>
-      <w:hyperlink r:id="rId34">
-        <w:r>
-          <w:rPr>
-            <w:lang w:val="pt_PT" w:bidi="pt_PT"/>
-          </w:rPr>
-          <w:rPr>
-            <w:color w:val="0000EE"/>
-            <w:u w:val="single"/>
-          </w:rPr>
-          <w:t>Ez 32.29</w:t>
-        </w:r>
-      </w:hyperlink>
+      <w:r>
+        <w:rPr>
+          <w:lang w:val="pt_PT" w:bidi="pt_PT"/>
+        </w:rPr>
+        <w:t>Ez 32.29</w:t>
+      </w:r>
       <w:r>
         <w:rPr>
           <w:lang w:val="pt_PT" w:bidi="pt_PT"/>
         </w:rPr>
         <w:t xml:space="preserve">; cf. </w:t>
       </w:r>
-      <w:hyperlink r:id="rId35">
-        <w:r>
-          <w:rPr>
-            <w:lang w:val="pt_PT" w:bidi="pt_PT"/>
-          </w:rPr>
-          <w:rPr>
-            <w:color w:val="0000EE"/>
-            <w:u w:val="single"/>
-          </w:rPr>
-          <w:t>Gn 36</w:t>
-        </w:r>
-      </w:hyperlink>
+      <w:r>
+        <w:rPr>
+          <w:lang w:val="pt_PT" w:bidi="pt_PT"/>
+        </w:rPr>
+        <w:t>Gn 36</w:t>
+      </w:r>
       <w:r>
         <w:rPr>
           <w:lang w:val="pt_PT" w:bidi="pt_PT"/>
         </w:rPr>
         <w:t xml:space="preserve">; </w:t>
       </w:r>
-      <w:hyperlink r:id="rId36">
-        <w:r>
-          <w:rPr>
-            <w:lang w:val="pt_PT" w:bidi="pt_PT"/>
-          </w:rPr>
-          <w:rPr>
-            <w:color w:val="0000EE"/>
-            <w:u w:val="single"/>
-          </w:rPr>
-          <w:t>1Cr 1.43–54</w:t>
-        </w:r>
-      </w:hyperlink>
+      <w:r>
+        <w:rPr>
+          <w:lang w:val="pt_PT" w:bidi="pt_PT"/>
+        </w:rPr>
+        <w:t>1Cr 1.43–54</w:t>
+      </w:r>
       <w:r>
         <w:rPr>
           <w:lang w:val="pt_PT" w:bidi="pt_PT"/>
@@ -761,54 +617,36 @@
         </w:rPr>
         <w:t>Os destruidores de Edom levariam tudo, ao contrário dos ladrões e saqueadores. Ladrões deixariam qualquer coisa que dificultasse uma fuga imediata e bem-sucedida; saqueadores sempre deixariam espigas para os pobres (</w:t>
       </w:r>
-      <w:hyperlink r:id="rId37">
-        <w:r>
-          <w:rPr>
-            <w:lang w:val="pt_PT" w:bidi="pt_PT"/>
-          </w:rPr>
-          <w:rPr>
-            <w:color w:val="0000EE"/>
-            <w:u w:val="single"/>
-          </w:rPr>
-          <w:t>Dt 24.19</w:t>
-        </w:r>
-      </w:hyperlink>
+      <w:r>
+        <w:rPr>
+          <w:lang w:val="pt_PT" w:bidi="pt_PT"/>
+        </w:rPr>
+        <w:t>Dt 24.19</w:t>
+      </w:r>
       <w:r>
         <w:rPr>
           <w:lang w:val="pt_PT" w:bidi="pt_PT"/>
         </w:rPr>
         <w:t xml:space="preserve">; cf. </w:t>
       </w:r>
-      <w:hyperlink r:id="rId38">
-        <w:r>
-          <w:rPr>
-            <w:lang w:val="pt_PT" w:bidi="pt_PT"/>
-          </w:rPr>
-          <w:rPr>
-            <w:color w:val="0000EE"/>
-            <w:u w:val="single"/>
-          </w:rPr>
-          <w:t>Rt 2</w:t>
-        </w:r>
-      </w:hyperlink>
+      <w:r>
+        <w:rPr>
+          <w:lang w:val="pt_PT" w:bidi="pt_PT"/>
+        </w:rPr>
+        <w:t>Rt 2</w:t>
+      </w:r>
       <w:r>
         <w:rPr>
           <w:lang w:val="pt_PT" w:bidi="pt_PT"/>
         </w:rPr>
         <w:t xml:space="preserve">; </w:t>
       </w:r>
-      <w:hyperlink r:id="rId39">
-        <w:r>
-          <w:rPr>
-            <w:lang w:val="pt_PT" w:bidi="pt_PT"/>
-          </w:rPr>
-          <w:rPr>
-            <w:color w:val="0000EE"/>
-            <w:u w:val="single"/>
-          </w:rPr>
-          <w:t>Mt 12.1</w:t>
-        </w:r>
-      </w:hyperlink>
+      <w:r>
+        <w:rPr>
+          <w:lang w:val="pt_PT" w:bidi="pt_PT"/>
+        </w:rPr>
+        <w:t>Mt 12.1</w:t>
+      </w:r>
       <w:r>
         <w:rPr>
           <w:lang w:val="pt_PT" w:bidi="pt_PT"/>
@@ -863,18 +701,12 @@
         </w:rPr>
         <w:t xml:space="preserve">Os babilônios destruíram completamente Jerusalém. Ao participar do saque, Edom merecia igual retribuição (veja </w:t>
       </w:r>
-      <w:hyperlink r:id="rId40">
-        <w:r>
-          <w:rPr>
-            <w:lang w:val="pt_PT" w:bidi="pt_PT"/>
-          </w:rPr>
-          <w:rPr>
-            <w:color w:val="0000EE"/>
-            <w:u w:val="single"/>
-          </w:rPr>
-          <w:t>1.15–18</w:t>
-        </w:r>
-      </w:hyperlink>
+      <w:r>
+        <w:rPr>
+          <w:lang w:val="pt_PT" w:bidi="pt_PT"/>
+        </w:rPr>
+        <w:t>1.15–18</w:t>
+      </w:r>
       <w:r>
         <w:rPr>
           <w:lang w:val="pt_PT" w:bidi="pt_PT"/>
@@ -929,18 +761,12 @@
         </w:rPr>
         <w:t>Edom: O texto hebraico usa o nome de Esaú, irmão de Jacó, indicando a violação de Edom de uma relação fraternal (</w:t>
       </w:r>
-      <w:hyperlink r:id="rId27">
-        <w:r>
-          <w:rPr>
-            <w:lang w:val="pt_PT" w:bidi="pt_PT"/>
-          </w:rPr>
-          <w:rPr>
-            <w:color w:val="0000EE"/>
-            <w:u w:val="single"/>
-          </w:rPr>
-          <w:t>1.10–14</w:t>
-        </w:r>
-      </w:hyperlink>
+      <w:r>
+        <w:rPr>
+          <w:lang w:val="pt_PT" w:bidi="pt_PT"/>
+        </w:rPr>
+        <w:t>1.10–14</w:t>
+      </w:r>
       <w:r>
         <w:rPr>
           <w:lang w:val="pt_PT" w:bidi="pt_PT"/>
@@ -1121,54 +947,36 @@
         </w:rPr>
         <w:t xml:space="preserve"> ocorre doze vezes em </w:t>
       </w:r>
-      <w:hyperlink r:id="rId41">
-        <w:r>
-          <w:rPr>
-            <w:lang w:val="pt_PT" w:bidi="pt_PT"/>
-          </w:rPr>
-          <w:rPr>
-            <w:color w:val="0000EE"/>
-            <w:u w:val="single"/>
-          </w:rPr>
-          <w:t>1.8–15</w:t>
-        </w:r>
-      </w:hyperlink>
+      <w:r>
+        <w:rPr>
+          <w:lang w:val="pt_PT" w:bidi="pt_PT"/>
+        </w:rPr>
+        <w:t>1.8–15</w:t>
+      </w:r>
       <w:r>
         <w:rPr>
           <w:lang w:val="pt_PT" w:bidi="pt_PT"/>
         </w:rPr>
         <w:t xml:space="preserve">, frequentemente traduzida como “quando” ou “naquele dia”. O tempo referido em </w:t>
       </w:r>
-      <w:hyperlink r:id="rId42">
-        <w:r>
-          <w:rPr>
-            <w:lang w:val="pt_PT" w:bidi="pt_PT"/>
-          </w:rPr>
-          <w:rPr>
-            <w:color w:val="0000EE"/>
-            <w:u w:val="single"/>
-          </w:rPr>
-          <w:t>1.8</w:t>
-        </w:r>
-      </w:hyperlink>
+      <w:r>
+        <w:rPr>
+          <w:lang w:val="pt_PT" w:bidi="pt_PT"/>
+        </w:rPr>
+        <w:t>1.8</w:t>
+      </w:r>
       <w:r>
         <w:rPr>
           <w:lang w:val="pt_PT" w:bidi="pt_PT"/>
         </w:rPr>
         <w:t xml:space="preserve"> é o início do fim, quando Deus intervém para reverter a sorte do seu povo. • sábios... pessoa inteligente: Edom se orgulhava de sua tradição de sabedoria (cf. </w:t>
       </w:r>
-      <w:hyperlink r:id="rId43">
-        <w:r>
-          <w:rPr>
-            <w:lang w:val="pt_PT" w:bidi="pt_PT"/>
-          </w:rPr>
-          <w:rPr>
-            <w:color w:val="0000EE"/>
-            <w:u w:val="single"/>
-          </w:rPr>
-          <w:t>Jr 49.7</w:t>
-        </w:r>
-      </w:hyperlink>
+      <w:r>
+        <w:rPr>
+          <w:lang w:val="pt_PT" w:bidi="pt_PT"/>
+        </w:rPr>
+        <w:t>Jr 49.7</w:t>
+      </w:r>
       <w:r>
         <w:rPr>
           <w:lang w:val="pt_PT" w:bidi="pt_PT"/>
@@ -1223,108 +1031,72 @@
         </w:rPr>
         <w:t xml:space="preserve">Vocês maltrataram e mataram os seus irmãos... de Jacó: A base para a condenação de Edom é declarada em </w:t>
       </w:r>
-      <w:hyperlink r:id="rId44">
-        <w:r>
-          <w:rPr>
-            <w:lang w:val="pt_PT" w:bidi="pt_PT"/>
-          </w:rPr>
-          <w:rPr>
-            <w:color w:val="0000EE"/>
-            <w:u w:val="single"/>
-          </w:rPr>
-          <w:t>1.10</w:t>
-        </w:r>
-      </w:hyperlink>
+      <w:r>
+        <w:rPr>
+          <w:lang w:val="pt_PT" w:bidi="pt_PT"/>
+        </w:rPr>
+        <w:t>1.10</w:t>
+      </w:r>
       <w:r>
         <w:rPr>
           <w:lang w:val="pt_PT" w:bidi="pt_PT"/>
         </w:rPr>
         <w:t xml:space="preserve"> (cf. </w:t>
       </w:r>
-      <w:hyperlink r:id="rId31">
-        <w:r>
-          <w:rPr>
-            <w:lang w:val="pt_PT" w:bidi="pt_PT"/>
-          </w:rPr>
-          <w:rPr>
-            <w:color w:val="0000EE"/>
-            <w:u w:val="single"/>
-          </w:rPr>
-          <w:t>Is 34</w:t>
-        </w:r>
-      </w:hyperlink>
+      <w:r>
+        <w:rPr>
+          <w:lang w:val="pt_PT" w:bidi="pt_PT"/>
+        </w:rPr>
+        <w:t>Is 34</w:t>
+      </w:r>
       <w:r>
         <w:rPr>
           <w:lang w:val="pt_PT" w:bidi="pt_PT"/>
         </w:rPr>
         <w:t xml:space="preserve">; </w:t>
       </w:r>
-      <w:hyperlink r:id="rId28">
-        <w:r>
-          <w:rPr>
-            <w:lang w:val="pt_PT" w:bidi="pt_PT"/>
-          </w:rPr>
-          <w:rPr>
-            <w:color w:val="0000EE"/>
-            <w:u w:val="single"/>
-          </w:rPr>
-          <w:t>Jr 49.7–22</w:t>
-        </w:r>
-      </w:hyperlink>
+      <w:r>
+        <w:rPr>
+          <w:lang w:val="pt_PT" w:bidi="pt_PT"/>
+        </w:rPr>
+        <w:t>Jr 49.7–22</w:t>
+      </w:r>
       <w:r>
         <w:rPr>
           <w:lang w:val="pt_PT" w:bidi="pt_PT"/>
         </w:rPr>
         <w:t xml:space="preserve">; </w:t>
       </w:r>
-      <w:hyperlink r:id="rId45">
-        <w:r>
-          <w:rPr>
-            <w:lang w:val="pt_PT" w:bidi="pt_PT"/>
-          </w:rPr>
-          <w:rPr>
-            <w:color w:val="0000EE"/>
-            <w:u w:val="single"/>
-          </w:rPr>
-          <w:t>Jl 3.19</w:t>
-        </w:r>
-      </w:hyperlink>
+      <w:r>
+        <w:rPr>
+          <w:lang w:val="pt_PT" w:bidi="pt_PT"/>
+        </w:rPr>
+        <w:t>Jl 3.19</w:t>
+      </w:r>
       <w:r>
         <w:rPr>
           <w:lang w:val="pt_PT" w:bidi="pt_PT"/>
         </w:rPr>
         <w:t xml:space="preserve">; </w:t>
       </w:r>
-      <w:hyperlink r:id="rId46">
-        <w:r>
-          <w:rPr>
-            <w:lang w:val="pt_PT" w:bidi="pt_PT"/>
-          </w:rPr>
-          <w:rPr>
-            <w:color w:val="0000EE"/>
-            <w:u w:val="single"/>
-          </w:rPr>
-          <w:t>Am 1.11–12</w:t>
-        </w:r>
-      </w:hyperlink>
+      <w:r>
+        <w:rPr>
+          <w:lang w:val="pt_PT" w:bidi="pt_PT"/>
+        </w:rPr>
+        <w:t>Am 1.11–12</w:t>
+      </w:r>
       <w:r>
         <w:rPr>
           <w:lang w:val="pt_PT" w:bidi="pt_PT"/>
         </w:rPr>
         <w:t xml:space="preserve">) e ampliada em </w:t>
       </w:r>
-      <w:hyperlink r:id="rId47">
-        <w:r>
-          <w:rPr>
-            <w:lang w:val="pt_PT" w:bidi="pt_PT"/>
-          </w:rPr>
-          <w:rPr>
-            <w:color w:val="0000EE"/>
-            <w:u w:val="single"/>
-          </w:rPr>
-          <w:t>Ob 1.11–14</w:t>
-        </w:r>
-      </w:hyperlink>
+      <w:r>
+        <w:rPr>
+          <w:lang w:val="pt_PT" w:bidi="pt_PT"/>
+        </w:rPr>
+        <w:t>Ob 1.11–14</w:t>
+      </w:r>
       <w:r>
         <w:rPr>
           <w:lang w:val="pt_PT" w:bidi="pt_PT"/>
@@ -1379,54 +1151,36 @@
         </w:rPr>
         <w:t xml:space="preserve">Fora deste livro, nada específico é conhecido sobre o papel de Edom durante as várias invasões babilônicas de Judá (em 605, 597 e 586 a.C.). A responsabilidade para com o próximo é um requisito específico da lei de Deus (e.g., </w:t>
       </w:r>
-      <w:hyperlink r:id="rId48">
-        <w:r>
-          <w:rPr>
-            <w:lang w:val="pt_PT" w:bidi="pt_PT"/>
-          </w:rPr>
-          <w:rPr>
-            <w:color w:val="0000EE"/>
-            <w:u w:val="single"/>
-          </w:rPr>
-          <w:t>Dt 22.1–4</w:t>
-        </w:r>
-      </w:hyperlink>
+      <w:r>
+        <w:rPr>
+          <w:lang w:val="pt_PT" w:bidi="pt_PT"/>
+        </w:rPr>
+        <w:t>Dt 22.1–4</w:t>
+      </w:r>
       <w:r>
         <w:rPr>
           <w:lang w:val="pt_PT" w:bidi="pt_PT"/>
         </w:rPr>
         <w:t xml:space="preserve">; cp. </w:t>
       </w:r>
-      <w:hyperlink r:id="rId49">
-        <w:r>
-          <w:rPr>
-            <w:lang w:val="pt_PT" w:bidi="pt_PT"/>
-          </w:rPr>
-          <w:rPr>
-            <w:color w:val="0000EE"/>
-            <w:u w:val="single"/>
-          </w:rPr>
-          <w:t>Mt 25.41–46</w:t>
-        </w:r>
-      </w:hyperlink>
+      <w:r>
+        <w:rPr>
+          <w:lang w:val="pt_PT" w:bidi="pt_PT"/>
+        </w:rPr>
+        <w:t>Mt 25.41–46</w:t>
+      </w:r>
       <w:r>
         <w:rPr>
           <w:lang w:val="pt_PT" w:bidi="pt_PT"/>
         </w:rPr>
         <w:t>), especialmente quando há um “tratado de fraternidade” específico (</w:t>
       </w:r>
-      <w:hyperlink r:id="rId50">
-        <w:r>
-          <w:rPr>
-            <w:lang w:val="pt_PT" w:bidi="pt_PT"/>
-          </w:rPr>
-          <w:rPr>
-            <w:color w:val="0000EE"/>
-            <w:u w:val="single"/>
-          </w:rPr>
-          <w:t>Am 1.9</w:t>
-        </w:r>
-      </w:hyperlink>
+      <w:r>
+        <w:rPr>
+          <w:lang w:val="pt_PT" w:bidi="pt_PT"/>
+        </w:rPr>
+        <w:t>Am 1.9</w:t>
+      </w:r>
       <w:r>
         <w:rPr>
           <w:lang w:val="pt_PT" w:bidi="pt_PT"/>
@@ -1506,18 +1260,12 @@
         </w:rPr>
         <w:t xml:space="preserve"> cf. </w:t>
       </w:r>
-      <w:hyperlink r:id="rId51">
-        <w:r>
-          <w:rPr>
-            <w:lang w:val="pt_PT" w:bidi="pt_PT"/>
-          </w:rPr>
-          <w:rPr>
-            <w:color w:val="0000EE"/>
-            <w:u w:val="single"/>
-          </w:rPr>
-          <w:t>Nm 20.14</w:t>
-        </w:r>
-      </w:hyperlink>
+      <w:r>
+        <w:rPr>
+          <w:lang w:val="pt_PT" w:bidi="pt_PT"/>
+        </w:rPr>
+        <w:t>Nm 20.14</w:t>
+      </w:r>
       <w:r>
         <w:rPr>
           <w:lang w:val="pt_PT" w:bidi="pt_PT"/>
@@ -1572,54 +1320,36 @@
         </w:rPr>
         <w:t xml:space="preserve">Todas as sociedades são responsabilizadas por pecados como os de Edom (veja, e.g., os oráculos contra os vizinhos de Israel em </w:t>
       </w:r>
-      <w:hyperlink r:id="rId52">
-        <w:r>
-          <w:rPr>
-            <w:lang w:val="pt_PT" w:bidi="pt_PT"/>
-          </w:rPr>
-          <w:rPr>
-            <w:color w:val="0000EE"/>
-            <w:u w:val="single"/>
-          </w:rPr>
-          <w:t>Am 1.3–2.3</w:t>
-        </w:r>
-      </w:hyperlink>
+      <w:r>
+        <w:rPr>
+          <w:lang w:val="pt_PT" w:bidi="pt_PT"/>
+        </w:rPr>
+        <w:t>Am 1.3–2.3</w:t>
+      </w:r>
       <w:r>
         <w:rPr>
           <w:lang w:val="pt_PT" w:bidi="pt_PT"/>
         </w:rPr>
         <w:t>). Entre os pecados que os edomitas cometeram contra Judá estavam compartilhar com os babilônios no saque da terra (</w:t>
       </w:r>
-      <w:hyperlink r:id="rId53">
-        <w:r>
-          <w:rPr>
-            <w:lang w:val="pt_PT" w:bidi="pt_PT"/>
-          </w:rPr>
-          <w:rPr>
-            <w:color w:val="0000EE"/>
-            <w:u w:val="single"/>
-          </w:rPr>
-          <w:t>Ob 1.13</w:t>
-        </w:r>
-      </w:hyperlink>
+      <w:r>
+        <w:rPr>
+          <w:lang w:val="pt_PT" w:bidi="pt_PT"/>
+        </w:rPr>
+        <w:t>Ob 1.13</w:t>
+      </w:r>
       <w:r>
         <w:rPr>
           <w:lang w:val="pt_PT" w:bidi="pt_PT"/>
         </w:rPr>
         <w:t>) e matar ou repatriar os fugitivos de Judá (</w:t>
       </w:r>
-      <w:hyperlink r:id="rId54">
-        <w:r>
-          <w:rPr>
-            <w:lang w:val="pt_PT" w:bidi="pt_PT"/>
-          </w:rPr>
-          <w:rPr>
-            <w:color w:val="0000EE"/>
-            <w:u w:val="single"/>
-          </w:rPr>
-          <w:t>1.14</w:t>
-        </w:r>
-      </w:hyperlink>
+      <w:r>
+        <w:rPr>
+          <w:lang w:val="pt_PT" w:bidi="pt_PT"/>
+        </w:rPr>
+        <w:t>1.14</w:t>
+      </w:r>
       <w:r>
         <w:rPr>
           <w:lang w:val="pt_PT" w:bidi="pt_PT"/>
@@ -1700,18 +1430,12 @@
         </w:rPr>
         <w:t xml:space="preserve">): Embora o dia do Senhor fosse às vezes um evento temporal (e.g., a destruição iminente de Edom; a praga de gafanhotos de Joel, </w:t>
       </w:r>
-      <w:hyperlink r:id="rId55">
-        <w:r>
-          <w:rPr>
-            <w:lang w:val="pt_PT" w:bidi="pt_PT"/>
-          </w:rPr>
-          <w:rPr>
-            <w:color w:val="0000EE"/>
-            <w:u w:val="single"/>
-          </w:rPr>
-          <w:t>Jl 1.15</w:t>
-        </w:r>
-      </w:hyperlink>
+      <w:r>
+        <w:rPr>
+          <w:lang w:val="pt_PT" w:bidi="pt_PT"/>
+        </w:rPr>
+        <w:t>Jl 1.15</w:t>
+      </w:r>
       <w:r>
         <w:rPr>
           <w:lang w:val="pt_PT" w:bidi="pt_PT"/>
@@ -1779,54 +1503,36 @@
         </w:rPr>
         <w:t xml:space="preserve">) diz que colhemos o que plantamos. A traição de Edom, agravada por seu orgulho, seria mais do que devolvida quando o cálice da vingança chegasse aos seus lábios. A justiça traria libertação para Israel e punição para Edom (veja também </w:t>
       </w:r>
-      <w:hyperlink r:id="rId28">
-        <w:r>
-          <w:rPr>
-            <w:lang w:val="pt_PT" w:bidi="pt_PT"/>
-          </w:rPr>
-          <w:rPr>
-            <w:color w:val="0000EE"/>
-            <w:u w:val="single"/>
-          </w:rPr>
-          <w:t>Jr 49.7–22</w:t>
-        </w:r>
-      </w:hyperlink>
+      <w:r>
+        <w:rPr>
+          <w:lang w:val="pt_PT" w:bidi="pt_PT"/>
+        </w:rPr>
+        <w:t>Jr 49.7–22</w:t>
+      </w:r>
       <w:r>
         <w:rPr>
           <w:lang w:val="pt_PT" w:bidi="pt_PT"/>
         </w:rPr>
         <w:t xml:space="preserve">; </w:t>
       </w:r>
-      <w:hyperlink r:id="rId34">
-        <w:r>
-          <w:rPr>
-            <w:lang w:val="pt_PT" w:bidi="pt_PT"/>
-          </w:rPr>
-          <w:rPr>
-            <w:color w:val="0000EE"/>
-            <w:u w:val="single"/>
-          </w:rPr>
-          <w:t>Ez 32.29</w:t>
-        </w:r>
-      </w:hyperlink>
+      <w:r>
+        <w:rPr>
+          <w:lang w:val="pt_PT" w:bidi="pt_PT"/>
+        </w:rPr>
+        <w:t>Ez 32.29</w:t>
+      </w:r>
       <w:r>
         <w:rPr>
           <w:lang w:val="pt_PT" w:bidi="pt_PT"/>
         </w:rPr>
         <w:t xml:space="preserve">; </w:t>
       </w:r>
-      <w:hyperlink r:id="rId56">
-        <w:r>
-          <w:rPr>
-            <w:lang w:val="pt_PT" w:bidi="pt_PT"/>
-          </w:rPr>
-          <w:rPr>
-            <w:color w:val="0000EE"/>
-            <w:u w:val="single"/>
-          </w:rPr>
-          <w:t>Ml 1.2–5</w:t>
-        </w:r>
-      </w:hyperlink>
+      <w:r>
+        <w:rPr>
+          <w:lang w:val="pt_PT" w:bidi="pt_PT"/>
+        </w:rPr>
+        <w:t>Ml 1.2–5</w:t>
+      </w:r>
       <w:r>
         <w:rPr>
           <w:lang w:val="pt_PT" w:bidi="pt_PT"/>
@@ -1881,54 +1587,36 @@
         </w:rPr>
         <w:t xml:space="preserve">Jerusalém se tornaria um refúgio para aqueles que escapassem. Um remanescente de Judá permaneceu em Jerusalém (veja </w:t>
       </w:r>
-      <w:hyperlink r:id="rId57">
-        <w:r>
-          <w:rPr>
-            <w:lang w:val="pt_PT" w:bidi="pt_PT"/>
-          </w:rPr>
-          <w:rPr>
-            <w:color w:val="0000EE"/>
-            <w:u w:val="single"/>
-          </w:rPr>
-          <w:t>Jr 40.11–12</w:t>
-        </w:r>
-      </w:hyperlink>
+      <w:r>
+        <w:rPr>
+          <w:lang w:val="pt_PT" w:bidi="pt_PT"/>
+        </w:rPr>
+        <w:t>Jr 40.11–12</w:t>
+      </w:r>
       <w:r>
         <w:rPr>
           <w:lang w:val="pt_PT" w:bidi="pt_PT"/>
         </w:rPr>
         <w:t>). O monte de refúgio do Senhor contrasta fortemente com as fortalezas falidas de Edom. • a terra que eu lhe dei: A terra que Deus deu a Abraão (</w:t>
       </w:r>
-      <w:hyperlink r:id="rId58">
-        <w:r>
-          <w:rPr>
-            <w:lang w:val="pt_PT" w:bidi="pt_PT"/>
-          </w:rPr>
-          <w:rPr>
-            <w:color w:val="0000EE"/>
-            <w:u w:val="single"/>
-          </w:rPr>
-          <w:t>Gn 12.1–7</w:t>
-        </w:r>
-      </w:hyperlink>
+      <w:r>
+        <w:rPr>
+          <w:lang w:val="pt_PT" w:bidi="pt_PT"/>
+        </w:rPr>
+        <w:t>Gn 12.1–7</w:t>
+      </w:r>
       <w:r>
         <w:rPr>
           <w:lang w:val="pt_PT" w:bidi="pt_PT"/>
         </w:rPr>
         <w:t>) seria devolvida aos seus descendentes em perpetuidade. • o povo de Israel: Esta promessa de retorno para o povo de Judá, mas não para os edomitas, foi retomada pelo profeta Malaquias (</w:t>
       </w:r>
-      <w:hyperlink r:id="rId59">
-        <w:r>
-          <w:rPr>
-            <w:lang w:val="pt_PT" w:bidi="pt_PT"/>
-          </w:rPr>
-          <w:rPr>
-            <w:color w:val="0000EE"/>
-            <w:u w:val="single"/>
-          </w:rPr>
-          <w:t>Ml 1.4–5</w:t>
-        </w:r>
-      </w:hyperlink>
+      <w:r>
+        <w:rPr>
+          <w:lang w:val="pt_PT" w:bidi="pt_PT"/>
+        </w:rPr>
+        <w:t>Ml 1.4–5</w:t>
+      </w:r>
       <w:r>
         <w:rPr>
           <w:lang w:val="pt_PT" w:bidi="pt_PT"/>
@@ -2031,18 +1719,12 @@
         </w:rPr>
         <w:t xml:space="preserve">O povo de Deus vivendo no Neguebe, as encostas de Judá e Benjamim, (três regiões de Judá) possuiria territórios de seus vizinhos (Edom, as planícies dos Filisteus, Gileade). Israel restaurado recuperaria Efraim e Samaria (território perdido em 722–721 a.C. para a Assíria) e expandiria suas fronteiras para aquelas terras prometidas na conquista (as planícies dos Filisteus, a terra de Gileade, a costa Fenícia). Veja também </w:t>
       </w:r>
-      <w:hyperlink r:id="rId60">
-        <w:r>
-          <w:rPr>
-            <w:lang w:val="pt_PT" w:bidi="pt_PT"/>
-          </w:rPr>
-          <w:rPr>
-            <w:color w:val="0000EE"/>
-            <w:u w:val="single"/>
-          </w:rPr>
-          <w:t>Ez 47.13–23</w:t>
-        </w:r>
-      </w:hyperlink>
+      <w:r>
+        <w:rPr>
+          <w:lang w:val="pt_PT" w:bidi="pt_PT"/>
+        </w:rPr>
+        <w:t>Ez 47.13–23</w:t>
+      </w:r>
       <w:r>
         <w:rPr>
           <w:lang w:val="pt_PT" w:bidi="pt_PT"/>
